--- a/class4-books/UT3 - Dec/Marathi/UT3 Marathi.docx
+++ b/class4-books/UT3 - Dec/Marathi/UT3 Marathi.docx
@@ -14,6 +14,2854 @@
           <w:b/>
           <w:bCs/>
         </w:rPr>
+        <w:t>Chapter 12 – Subramanya Bharati (</w:t>
+      </w:r>
+      <w:proofErr w:type="spellStart"/>
+      <w:r>
+        <w:rPr>
+          <w:rFonts w:ascii="Nirmala UI" w:hAnsi="Nirmala UI" w:cs="Nirmala UI"/>
+          <w:b/>
+          <w:bCs/>
+        </w:rPr>
+        <w:t>सुब्रह्मण्य</w:t>
+      </w:r>
+      <w:proofErr w:type="spellEnd"/>
+      <w:r>
+        <w:rPr>
+          <w:b/>
+          <w:bCs/>
+        </w:rPr>
+        <w:t xml:space="preserve"> </w:t>
+      </w:r>
+      <w:proofErr w:type="spellStart"/>
+      <w:r>
+        <w:rPr>
+          <w:rFonts w:ascii="Nirmala UI" w:hAnsi="Nirmala UI" w:cs="Nirmala UI"/>
+          <w:b/>
+          <w:bCs/>
+        </w:rPr>
+        <w:t>भारती</w:t>
+      </w:r>
+      <w:proofErr w:type="spellEnd"/>
+      <w:r>
+        <w:rPr>
+          <w:b/>
+          <w:bCs/>
+        </w:rPr>
+        <w:t>)</w:t>
+      </w:r>
+    </w:p>
+    <w:p>
+      <w:pPr>
+        <w:rPr>
+          <w:b/>
+          <w:bCs/>
+        </w:rPr>
+      </w:pPr>
+      <w:r>
+        <w:rPr>
+          <w:b/>
+          <w:bCs/>
+        </w:rPr>
+        <w:t>This chapter describes the childhood and early achievements of poet Subramanya Bharati. From a young age,</w:t>
+      </w:r>
+      <w:r>
+        <w:rPr>
+          <w:b/>
+          <w:bCs/>
+        </w:rPr>
+        <w:t xml:space="preserve"> s</w:t>
+      </w:r>
+      <w:r>
+        <w:rPr>
+          <w:b/>
+          <w:bCs/>
+        </w:rPr>
+        <w:t xml:space="preserve">he wrote poems and won first prizes in singing competitions. At just eleven, </w:t>
+      </w:r>
+      <w:r>
+        <w:rPr>
+          <w:b/>
+          <w:bCs/>
+        </w:rPr>
+        <w:t>s</w:t>
+      </w:r>
+      <w:r>
+        <w:rPr>
+          <w:b/>
+          <w:bCs/>
+        </w:rPr>
+        <w:t xml:space="preserve">he received the title “Bharati” for </w:t>
+      </w:r>
+      <w:r>
+        <w:rPr>
+          <w:b/>
+          <w:bCs/>
+        </w:rPr>
+        <w:t>her</w:t>
+      </w:r>
+      <w:r>
+        <w:rPr>
+          <w:b/>
+          <w:bCs/>
+        </w:rPr>
+        <w:t xml:space="preserve"> talent. Known as “</w:t>
+      </w:r>
+      <w:proofErr w:type="spellStart"/>
+      <w:r>
+        <w:rPr>
+          <w:b/>
+          <w:bCs/>
+        </w:rPr>
+        <w:t>Subbaiyya</w:t>
+      </w:r>
+      <w:proofErr w:type="spellEnd"/>
+      <w:r>
+        <w:rPr>
+          <w:b/>
+          <w:bCs/>
+        </w:rPr>
+        <w:t xml:space="preserve">” in childhood, </w:t>
+      </w:r>
+      <w:r>
+        <w:rPr>
+          <w:b/>
+          <w:bCs/>
+        </w:rPr>
+        <w:t>s</w:t>
+      </w:r>
+      <w:r>
+        <w:rPr>
+          <w:b/>
+          <w:bCs/>
+        </w:rPr>
+        <w:t xml:space="preserve">he grew into a great poet who inspired patriotism. His poems like </w:t>
+      </w:r>
+      <w:r>
+        <w:rPr>
+          <w:b/>
+          <w:bCs/>
+          <w:i/>
+          <w:iCs/>
+        </w:rPr>
+        <w:t xml:space="preserve">“Hum </w:t>
+      </w:r>
+      <w:proofErr w:type="spellStart"/>
+      <w:r>
+        <w:rPr>
+          <w:b/>
+          <w:bCs/>
+          <w:i/>
+          <w:iCs/>
+        </w:rPr>
+        <w:t>karenge</w:t>
+      </w:r>
+      <w:proofErr w:type="spellEnd"/>
+      <w:r>
+        <w:rPr>
+          <w:b/>
+          <w:bCs/>
+          <w:i/>
+          <w:iCs/>
+        </w:rPr>
+        <w:t xml:space="preserve"> </w:t>
+      </w:r>
+      <w:proofErr w:type="spellStart"/>
+      <w:r>
+        <w:rPr>
+          <w:b/>
+          <w:bCs/>
+          <w:i/>
+          <w:iCs/>
+        </w:rPr>
+        <w:t>aaj</w:t>
+      </w:r>
+      <w:proofErr w:type="spellEnd"/>
+      <w:r>
+        <w:rPr>
+          <w:b/>
+          <w:bCs/>
+          <w:i/>
+          <w:iCs/>
+        </w:rPr>
+        <w:t xml:space="preserve"> </w:t>
+      </w:r>
+      <w:proofErr w:type="spellStart"/>
+      <w:r>
+        <w:rPr>
+          <w:b/>
+          <w:bCs/>
+          <w:i/>
+          <w:iCs/>
+        </w:rPr>
+        <w:t>desh</w:t>
+      </w:r>
+      <w:proofErr w:type="spellEnd"/>
+      <w:r>
+        <w:rPr>
+          <w:b/>
+          <w:bCs/>
+          <w:i/>
+          <w:iCs/>
+        </w:rPr>
+        <w:t xml:space="preserve"> ka </w:t>
+      </w:r>
+      <w:proofErr w:type="spellStart"/>
+      <w:r>
+        <w:rPr>
+          <w:b/>
+          <w:bCs/>
+          <w:i/>
+          <w:iCs/>
+        </w:rPr>
+        <w:t>jaigan</w:t>
+      </w:r>
+      <w:proofErr w:type="spellEnd"/>
+      <w:r>
+        <w:rPr>
+          <w:b/>
+          <w:bCs/>
+          <w:i/>
+          <w:iCs/>
+        </w:rPr>
+        <w:t>”</w:t>
+      </w:r>
+      <w:r>
+        <w:rPr>
+          <w:b/>
+          <w:bCs/>
+        </w:rPr>
+        <w:t xml:space="preserve"> expressed love for the nation.</w:t>
+      </w:r>
+      <w:r>
+        <w:rPr>
+          <w:b/>
+          <w:bCs/>
+        </w:rPr>
+        <w:br/>
+      </w:r>
+    </w:p>
+    <w:p>
+      <w:pPr>
+        <w:rPr>
+          <w:b/>
+          <w:bCs/>
+        </w:rPr>
+      </w:pPr>
+      <w:r>
+        <w:rPr>
+          <w:b/>
+          <w:bCs/>
+        </w:rPr>
+        <w:t xml:space="preserve">Chapter 12 – </w:t>
+      </w:r>
+      <w:proofErr w:type="spellStart"/>
+      <w:r>
+        <w:rPr>
+          <w:rFonts w:ascii="Nirmala UI" w:hAnsi="Nirmala UI" w:cs="Nirmala UI"/>
+          <w:b/>
+          <w:bCs/>
+        </w:rPr>
+        <w:t>सुब्रह्मण्य</w:t>
+      </w:r>
+      <w:proofErr w:type="spellEnd"/>
+      <w:r>
+        <w:rPr>
+          <w:b/>
+          <w:bCs/>
+        </w:rPr>
+        <w:t xml:space="preserve"> </w:t>
+      </w:r>
+      <w:proofErr w:type="spellStart"/>
+      <w:r>
+        <w:rPr>
+          <w:rFonts w:ascii="Nirmala UI" w:hAnsi="Nirmala UI" w:cs="Nirmala UI"/>
+          <w:b/>
+          <w:bCs/>
+        </w:rPr>
+        <w:t>भारती</w:t>
+      </w:r>
+      <w:proofErr w:type="spellEnd"/>
+    </w:p>
+    <w:p>
+      <w:r>
+        <w:pict w14:anchorId="4C79B8E3">
+          <v:rect id="_x0000_i1028" style="width:0;height:1.5pt" o:hralign="center" o:hrstd="t" o:hr="t" fillcolor="#a0a0a0" stroked="f"/>
+        </w:pict>
+      </w:r>
+    </w:p>
+    <w:p>
+      <w:pPr>
+        <w:rPr>
+          <w:b/>
+          <w:bCs/>
+        </w:rPr>
+      </w:pPr>
+      <w:r>
+        <w:rPr>
+          <w:b/>
+          <w:bCs/>
+        </w:rPr>
+        <w:t>Word Meanings (English)</w:t>
+      </w:r>
+    </w:p>
+    <w:p>
+      <w:pPr>
+        <w:numPr>
+          <w:ilvl w:val="0"/>
+          <w:numId w:val="4"/>
+        </w:numPr>
+        <w:spacing w:line="259" w:lineRule="auto"/>
+      </w:pPr>
+      <w:proofErr w:type="spellStart"/>
+      <w:r>
+        <w:rPr>
+          <w:rFonts w:ascii="Nirmala UI" w:hAnsi="Nirmala UI" w:cs="Nirmala UI"/>
+        </w:rPr>
+        <w:t>स्पर्धा</w:t>
+      </w:r>
+      <w:proofErr w:type="spellEnd"/>
+      <w:r>
+        <w:t xml:space="preserve"> → Competition</w:t>
+      </w:r>
+    </w:p>
+    <w:p>
+      <w:pPr>
+        <w:numPr>
+          <w:ilvl w:val="0"/>
+          <w:numId w:val="4"/>
+        </w:numPr>
+        <w:spacing w:line="259" w:lineRule="auto"/>
+      </w:pPr>
+      <w:proofErr w:type="spellStart"/>
+      <w:r>
+        <w:rPr>
+          <w:rFonts w:ascii="Nirmala UI" w:hAnsi="Nirmala UI" w:cs="Nirmala UI"/>
+        </w:rPr>
+        <w:t>प्रतिभाशाली</w:t>
+      </w:r>
+      <w:proofErr w:type="spellEnd"/>
+      <w:r>
+        <w:t xml:space="preserve"> → Talented</w:t>
+      </w:r>
+    </w:p>
+    <w:p>
+      <w:pPr>
+        <w:numPr>
+          <w:ilvl w:val="0"/>
+          <w:numId w:val="4"/>
+        </w:numPr>
+        <w:spacing w:line="259" w:lineRule="auto"/>
+      </w:pPr>
+      <w:proofErr w:type="spellStart"/>
+      <w:r>
+        <w:rPr>
+          <w:rFonts w:ascii="Nirmala UI" w:hAnsi="Nirmala UI" w:cs="Nirmala UI"/>
+        </w:rPr>
+        <w:t>पदवी</w:t>
+      </w:r>
+      <w:proofErr w:type="spellEnd"/>
+      <w:r>
+        <w:t xml:space="preserve"> → Title / Degree</w:t>
+      </w:r>
+    </w:p>
+    <w:p>
+      <w:pPr>
+        <w:numPr>
+          <w:ilvl w:val="0"/>
+          <w:numId w:val="4"/>
+        </w:numPr>
+        <w:spacing w:line="259" w:lineRule="auto"/>
+      </w:pPr>
+      <w:proofErr w:type="spellStart"/>
+      <w:r>
+        <w:rPr>
+          <w:rFonts w:ascii="Nirmala UI" w:hAnsi="Nirmala UI" w:cs="Nirmala UI"/>
+        </w:rPr>
+        <w:t>पहिला</w:t>
+      </w:r>
+      <w:proofErr w:type="spellEnd"/>
+      <w:r>
+        <w:t xml:space="preserve"> → First</w:t>
+      </w:r>
+    </w:p>
+    <w:p>
+      <w:pPr>
+        <w:numPr>
+          <w:ilvl w:val="0"/>
+          <w:numId w:val="4"/>
+        </w:numPr>
+        <w:spacing w:line="259" w:lineRule="auto"/>
+      </w:pPr>
+      <w:proofErr w:type="spellStart"/>
+      <w:r>
+        <w:rPr>
+          <w:rFonts w:ascii="Nirmala UI" w:hAnsi="Nirmala UI" w:cs="Nirmala UI"/>
+        </w:rPr>
+        <w:t>कीर्ती</w:t>
+      </w:r>
+      <w:proofErr w:type="spellEnd"/>
+      <w:r>
+        <w:t xml:space="preserve"> → Fame / Praise</w:t>
+      </w:r>
+    </w:p>
+    <w:p>
+      <w:pPr>
+        <w:numPr>
+          <w:ilvl w:val="0"/>
+          <w:numId w:val="4"/>
+        </w:numPr>
+        <w:spacing w:line="259" w:lineRule="auto"/>
+      </w:pPr>
+      <w:proofErr w:type="spellStart"/>
+      <w:r>
+        <w:rPr>
+          <w:rFonts w:ascii="Nirmala UI" w:hAnsi="Nirmala UI" w:cs="Nirmala UI"/>
+        </w:rPr>
+        <w:t>बक्षीस</w:t>
+      </w:r>
+      <w:proofErr w:type="spellEnd"/>
+      <w:r>
+        <w:t xml:space="preserve"> → Prize / Reward</w:t>
+      </w:r>
+    </w:p>
+    <w:p>
+      <w:pPr>
+        <w:numPr>
+          <w:ilvl w:val="0"/>
+          <w:numId w:val="4"/>
+        </w:numPr>
+        <w:spacing w:line="259" w:lineRule="auto"/>
+      </w:pPr>
+      <w:proofErr w:type="spellStart"/>
+      <w:r>
+        <w:rPr>
+          <w:rFonts w:ascii="Nirmala UI" w:hAnsi="Nirmala UI" w:cs="Nirmala UI"/>
+        </w:rPr>
+        <w:t>दरबार</w:t>
+      </w:r>
+      <w:proofErr w:type="spellEnd"/>
+      <w:r>
+        <w:t xml:space="preserve"> → A royal court</w:t>
+      </w:r>
+    </w:p>
+    <w:p>
+      <w:pPr>
+        <w:numPr>
+          <w:ilvl w:val="0"/>
+          <w:numId w:val="4"/>
+        </w:numPr>
+        <w:spacing w:line="259" w:lineRule="auto"/>
+      </w:pPr>
+      <w:proofErr w:type="spellStart"/>
+      <w:r>
+        <w:rPr>
+          <w:rFonts w:ascii="Nirmala UI" w:hAnsi="Nirmala UI" w:cs="Nirmala UI"/>
+        </w:rPr>
+        <w:t>प्रेरणादायी</w:t>
+      </w:r>
+      <w:proofErr w:type="spellEnd"/>
+      <w:r>
+        <w:t xml:space="preserve"> → Inspiration / Motivating</w:t>
+      </w:r>
+    </w:p>
+    <w:p>
+      <w:pPr>
+        <w:numPr>
+          <w:ilvl w:val="0"/>
+          <w:numId w:val="4"/>
+        </w:numPr>
+        <w:spacing w:line="259" w:lineRule="auto"/>
+      </w:pPr>
+      <w:proofErr w:type="spellStart"/>
+      <w:r>
+        <w:rPr>
+          <w:rFonts w:ascii="Nirmala UI" w:hAnsi="Nirmala UI" w:cs="Nirmala UI"/>
+        </w:rPr>
+        <w:t>लहानपणी</w:t>
+      </w:r>
+      <w:proofErr w:type="spellEnd"/>
+      <w:r>
+        <w:t xml:space="preserve"> → Childhood</w:t>
+      </w:r>
+    </w:p>
+    <w:p>
+      <w:pPr>
+        <w:numPr>
+          <w:ilvl w:val="0"/>
+          <w:numId w:val="4"/>
+        </w:numPr>
+        <w:spacing w:line="259" w:lineRule="auto"/>
+      </w:pPr>
+      <w:proofErr w:type="spellStart"/>
+      <w:r>
+        <w:rPr>
+          <w:rFonts w:ascii="Nirmala UI" w:hAnsi="Nirmala UI" w:cs="Nirmala UI"/>
+        </w:rPr>
+        <w:t>खूप</w:t>
+      </w:r>
+      <w:proofErr w:type="spellEnd"/>
+      <w:r>
+        <w:t xml:space="preserve"> </w:t>
+      </w:r>
+      <w:proofErr w:type="spellStart"/>
+      <w:r>
+        <w:rPr>
+          <w:rFonts w:ascii="Nirmala UI" w:hAnsi="Nirmala UI" w:cs="Nirmala UI"/>
+        </w:rPr>
+        <w:t>राग</w:t>
+      </w:r>
+      <w:proofErr w:type="spellEnd"/>
+      <w:r>
+        <w:t xml:space="preserve"> → Very angry / Furious</w:t>
+      </w:r>
+    </w:p>
+    <w:p>
+      <w:pPr>
+        <w:numPr>
+          <w:ilvl w:val="0"/>
+          <w:numId w:val="4"/>
+        </w:numPr>
+        <w:spacing w:line="259" w:lineRule="auto"/>
+      </w:pPr>
+      <w:proofErr w:type="spellStart"/>
+      <w:r>
+        <w:rPr>
+          <w:rFonts w:ascii="Nirmala UI" w:hAnsi="Nirmala UI" w:cs="Nirmala UI"/>
+        </w:rPr>
+        <w:t>सन्मानित</w:t>
+      </w:r>
+      <w:proofErr w:type="spellEnd"/>
+      <w:r>
+        <w:t xml:space="preserve"> </w:t>
+      </w:r>
+      <w:proofErr w:type="spellStart"/>
+      <w:r>
+        <w:rPr>
+          <w:rFonts w:ascii="Nirmala UI" w:hAnsi="Nirmala UI" w:cs="Nirmala UI"/>
+        </w:rPr>
+        <w:t>करते</w:t>
+      </w:r>
+      <w:proofErr w:type="spellEnd"/>
+      <w:r>
+        <w:t xml:space="preserve"> → To </w:t>
+      </w:r>
+      <w:proofErr w:type="spellStart"/>
+      <w:r>
+        <w:t>honour</w:t>
+      </w:r>
+      <w:proofErr w:type="spellEnd"/>
+      <w:r>
+        <w:t xml:space="preserve"> / To adorn</w:t>
+      </w:r>
+    </w:p>
+    <w:p>
+      <w:r>
+        <w:pict w14:anchorId="74B6C97C">
+          <v:rect id="_x0000_i1029" style="width:0;height:1.5pt" o:hralign="center" o:hrstd="t" o:hr="t" fillcolor="#a0a0a0" stroked="f"/>
+        </w:pict>
+      </w:r>
+    </w:p>
+    <w:p>
+      <w:pPr>
+        <w:rPr>
+          <w:b/>
+          <w:bCs/>
+        </w:rPr>
+      </w:pPr>
+      <w:r>
+        <w:rPr>
+          <w:b/>
+          <w:bCs/>
+        </w:rPr>
+        <w:t>Questions and Answers</w:t>
+      </w:r>
+    </w:p>
+    <w:p>
+      <w:r>
+        <w:rPr>
+          <w:b/>
+          <w:bCs/>
+        </w:rPr>
+        <w:t xml:space="preserve">1) </w:t>
+      </w:r>
+      <w:proofErr w:type="spellStart"/>
+      <w:r>
+        <w:rPr>
+          <w:rFonts w:ascii="Nirmala UI" w:hAnsi="Nirmala UI" w:cs="Nirmala UI"/>
+          <w:b/>
+          <w:bCs/>
+        </w:rPr>
+        <w:t>गीतगायन</w:t>
+      </w:r>
+      <w:proofErr w:type="spellEnd"/>
+      <w:r>
+        <w:rPr>
+          <w:b/>
+          <w:bCs/>
+        </w:rPr>
+        <w:t xml:space="preserve"> </w:t>
+      </w:r>
+      <w:proofErr w:type="spellStart"/>
+      <w:r>
+        <w:rPr>
+          <w:rFonts w:ascii="Nirmala UI" w:hAnsi="Nirmala UI" w:cs="Nirmala UI"/>
+          <w:b/>
+          <w:bCs/>
+        </w:rPr>
+        <w:t>स्पर्धेत</w:t>
+      </w:r>
+      <w:proofErr w:type="spellEnd"/>
+      <w:r>
+        <w:rPr>
+          <w:b/>
+          <w:bCs/>
+        </w:rPr>
+        <w:t xml:space="preserve"> </w:t>
+      </w:r>
+      <w:proofErr w:type="spellStart"/>
+      <w:r>
+        <w:rPr>
+          <w:rFonts w:ascii="Nirmala UI" w:hAnsi="Nirmala UI" w:cs="Nirmala UI"/>
+          <w:b/>
+          <w:bCs/>
+        </w:rPr>
+        <w:t>पहिला</w:t>
+      </w:r>
+      <w:proofErr w:type="spellEnd"/>
+      <w:r>
+        <w:rPr>
+          <w:b/>
+          <w:bCs/>
+        </w:rPr>
+        <w:t xml:space="preserve"> </w:t>
+      </w:r>
+      <w:proofErr w:type="spellStart"/>
+      <w:r>
+        <w:rPr>
+          <w:rFonts w:ascii="Nirmala UI" w:hAnsi="Nirmala UI" w:cs="Nirmala UI"/>
+          <w:b/>
+          <w:bCs/>
+        </w:rPr>
+        <w:t>क्रमांक</w:t>
+      </w:r>
+      <w:proofErr w:type="spellEnd"/>
+      <w:r>
+        <w:rPr>
+          <w:b/>
+          <w:bCs/>
+        </w:rPr>
+        <w:t xml:space="preserve"> </w:t>
+      </w:r>
+      <w:proofErr w:type="spellStart"/>
+      <w:r>
+        <w:rPr>
+          <w:rFonts w:ascii="Nirmala UI" w:hAnsi="Nirmala UI" w:cs="Nirmala UI"/>
+          <w:b/>
+          <w:bCs/>
+        </w:rPr>
+        <w:t>कोणाचा</w:t>
+      </w:r>
+      <w:proofErr w:type="spellEnd"/>
+      <w:r>
+        <w:rPr>
+          <w:b/>
+          <w:bCs/>
+        </w:rPr>
+        <w:t xml:space="preserve"> </w:t>
+      </w:r>
+      <w:proofErr w:type="spellStart"/>
+      <w:r>
+        <w:rPr>
+          <w:rFonts w:ascii="Nirmala UI" w:hAnsi="Nirmala UI" w:cs="Nirmala UI"/>
+          <w:b/>
+          <w:bCs/>
+        </w:rPr>
+        <w:t>आला</w:t>
+      </w:r>
+      <w:proofErr w:type="spellEnd"/>
+      <w:r>
+        <w:rPr>
+          <w:b/>
+          <w:bCs/>
+        </w:rPr>
+        <w:t>?</w:t>
+      </w:r>
+      <w:r>
+        <w:br/>
+      </w:r>
+      <w:r>
+        <w:rPr>
+          <w:rFonts w:ascii="Segoe UI Emoji" w:hAnsi="Segoe UI Emoji" w:cs="Segoe UI Emoji"/>
+        </w:rPr>
+        <w:t>👉</w:t>
+      </w:r>
+      <w:r>
+        <w:t xml:space="preserve"> </w:t>
+      </w:r>
+      <w:proofErr w:type="spellStart"/>
+      <w:r>
+        <w:rPr>
+          <w:rFonts w:ascii="Nirmala UI" w:hAnsi="Nirmala UI" w:cs="Nirmala UI"/>
+        </w:rPr>
+        <w:t>गीतगायन</w:t>
+      </w:r>
+      <w:proofErr w:type="spellEnd"/>
+      <w:r>
+        <w:t xml:space="preserve"> </w:t>
+      </w:r>
+      <w:proofErr w:type="spellStart"/>
+      <w:r>
+        <w:rPr>
+          <w:rFonts w:ascii="Nirmala UI" w:hAnsi="Nirmala UI" w:cs="Nirmala UI"/>
+        </w:rPr>
+        <w:t>स्पर्धेत</w:t>
+      </w:r>
+      <w:proofErr w:type="spellEnd"/>
+      <w:r>
+        <w:t xml:space="preserve"> </w:t>
+      </w:r>
+      <w:proofErr w:type="spellStart"/>
+      <w:r>
+        <w:rPr>
+          <w:rFonts w:ascii="Nirmala UI" w:hAnsi="Nirmala UI" w:cs="Nirmala UI"/>
+        </w:rPr>
+        <w:t>पहिला</w:t>
+      </w:r>
+      <w:proofErr w:type="spellEnd"/>
+      <w:r>
+        <w:t xml:space="preserve"> </w:t>
+      </w:r>
+      <w:proofErr w:type="spellStart"/>
+      <w:r>
+        <w:rPr>
+          <w:rFonts w:ascii="Nirmala UI" w:hAnsi="Nirmala UI" w:cs="Nirmala UI"/>
+        </w:rPr>
+        <w:t>क्रमांक</w:t>
+      </w:r>
+      <w:proofErr w:type="spellEnd"/>
+      <w:r>
+        <w:t xml:space="preserve"> </w:t>
+      </w:r>
+      <w:proofErr w:type="spellStart"/>
+      <w:r>
+        <w:rPr>
+          <w:rFonts w:ascii="Nirmala UI" w:hAnsi="Nirmala UI" w:cs="Nirmala UI"/>
+          <w:b/>
+          <w:bCs/>
+        </w:rPr>
+        <w:t>सुब्रह्मण्य</w:t>
+      </w:r>
+      <w:proofErr w:type="spellEnd"/>
+      <w:r>
+        <w:rPr>
+          <w:b/>
+          <w:bCs/>
+        </w:rPr>
+        <w:t xml:space="preserve"> </w:t>
+      </w:r>
+      <w:proofErr w:type="spellStart"/>
+      <w:r>
+        <w:rPr>
+          <w:rFonts w:ascii="Nirmala UI" w:hAnsi="Nirmala UI" w:cs="Nirmala UI"/>
+          <w:b/>
+          <w:bCs/>
+        </w:rPr>
+        <w:t>भारतींचा</w:t>
+      </w:r>
+      <w:proofErr w:type="spellEnd"/>
+      <w:r>
+        <w:t xml:space="preserve"> </w:t>
+      </w:r>
+      <w:proofErr w:type="spellStart"/>
+      <w:r>
+        <w:rPr>
+          <w:rFonts w:ascii="Nirmala UI" w:hAnsi="Nirmala UI" w:cs="Nirmala UI"/>
+        </w:rPr>
+        <w:t>आला</w:t>
+      </w:r>
+      <w:proofErr w:type="spellEnd"/>
+      <w:r>
+        <w:t>.</w:t>
+      </w:r>
+    </w:p>
+    <w:p>
+      <w:r>
+        <w:rPr>
+          <w:b/>
+          <w:bCs/>
+        </w:rPr>
+        <w:t>2) "</w:t>
+      </w:r>
+      <w:proofErr w:type="spellStart"/>
+      <w:r>
+        <w:rPr>
+          <w:rFonts w:ascii="Nirmala UI" w:hAnsi="Nirmala UI" w:cs="Nirmala UI"/>
+          <w:b/>
+          <w:bCs/>
+        </w:rPr>
+        <w:t>हम</w:t>
+      </w:r>
+      <w:proofErr w:type="spellEnd"/>
+      <w:r>
+        <w:rPr>
+          <w:b/>
+          <w:bCs/>
+        </w:rPr>
+        <w:t xml:space="preserve"> </w:t>
+      </w:r>
+      <w:proofErr w:type="spellStart"/>
+      <w:r>
+        <w:rPr>
+          <w:rFonts w:ascii="Nirmala UI" w:hAnsi="Nirmala UI" w:cs="Nirmala UI"/>
+          <w:b/>
+          <w:bCs/>
+        </w:rPr>
+        <w:t>करेंगे</w:t>
+      </w:r>
+      <w:proofErr w:type="spellEnd"/>
+      <w:r>
+        <w:rPr>
+          <w:b/>
+          <w:bCs/>
+        </w:rPr>
+        <w:t xml:space="preserve"> </w:t>
+      </w:r>
+      <w:proofErr w:type="spellStart"/>
+      <w:r>
+        <w:rPr>
+          <w:rFonts w:ascii="Nirmala UI" w:hAnsi="Nirmala UI" w:cs="Nirmala UI"/>
+          <w:b/>
+          <w:bCs/>
+        </w:rPr>
+        <w:t>आज</w:t>
+      </w:r>
+      <w:proofErr w:type="spellEnd"/>
+      <w:r>
+        <w:rPr>
+          <w:b/>
+          <w:bCs/>
+        </w:rPr>
+        <w:t xml:space="preserve"> </w:t>
+      </w:r>
+      <w:proofErr w:type="spellStart"/>
+      <w:r>
+        <w:rPr>
+          <w:rFonts w:ascii="Nirmala UI" w:hAnsi="Nirmala UI" w:cs="Nirmala UI"/>
+          <w:b/>
+          <w:bCs/>
+        </w:rPr>
+        <w:t>देश</w:t>
+      </w:r>
+      <w:proofErr w:type="spellEnd"/>
+      <w:r>
+        <w:rPr>
+          <w:b/>
+          <w:bCs/>
+        </w:rPr>
+        <w:t xml:space="preserve"> </w:t>
+      </w:r>
+      <w:proofErr w:type="spellStart"/>
+      <w:r>
+        <w:rPr>
+          <w:rFonts w:ascii="Nirmala UI" w:hAnsi="Nirmala UI" w:cs="Nirmala UI"/>
+          <w:b/>
+          <w:bCs/>
+        </w:rPr>
+        <w:t>का</w:t>
+      </w:r>
+      <w:proofErr w:type="spellEnd"/>
+      <w:r>
+        <w:rPr>
+          <w:b/>
+          <w:bCs/>
+        </w:rPr>
+        <w:t xml:space="preserve"> </w:t>
+      </w:r>
+      <w:proofErr w:type="spellStart"/>
+      <w:r>
+        <w:rPr>
+          <w:rFonts w:ascii="Nirmala UI" w:hAnsi="Nirmala UI" w:cs="Nirmala UI"/>
+          <w:b/>
+          <w:bCs/>
+        </w:rPr>
+        <w:t>जयगान</w:t>
+      </w:r>
+      <w:proofErr w:type="spellEnd"/>
+      <w:r>
+        <w:rPr>
+          <w:b/>
+          <w:bCs/>
+        </w:rPr>
+        <w:t xml:space="preserve">" </w:t>
+      </w:r>
+      <w:proofErr w:type="spellStart"/>
+      <w:r>
+        <w:rPr>
+          <w:rFonts w:ascii="Nirmala UI" w:hAnsi="Nirmala UI" w:cs="Nirmala UI"/>
+          <w:b/>
+          <w:bCs/>
+        </w:rPr>
+        <w:t>हे</w:t>
+      </w:r>
+      <w:proofErr w:type="spellEnd"/>
+      <w:r>
+        <w:rPr>
+          <w:b/>
+          <w:bCs/>
+        </w:rPr>
+        <w:t xml:space="preserve"> </w:t>
+      </w:r>
+      <w:proofErr w:type="spellStart"/>
+      <w:r>
+        <w:rPr>
+          <w:rFonts w:ascii="Nirmala UI" w:hAnsi="Nirmala UI" w:cs="Nirmala UI"/>
+          <w:b/>
+          <w:bCs/>
+        </w:rPr>
+        <w:t>गाणे</w:t>
+      </w:r>
+      <w:proofErr w:type="spellEnd"/>
+      <w:r>
+        <w:rPr>
+          <w:b/>
+          <w:bCs/>
+        </w:rPr>
+        <w:t xml:space="preserve"> </w:t>
+      </w:r>
+      <w:proofErr w:type="spellStart"/>
+      <w:r>
+        <w:rPr>
+          <w:rFonts w:ascii="Nirmala UI" w:hAnsi="Nirmala UI" w:cs="Nirmala UI"/>
+          <w:b/>
+          <w:bCs/>
+        </w:rPr>
+        <w:t>कोणी</w:t>
+      </w:r>
+      <w:proofErr w:type="spellEnd"/>
+      <w:r>
+        <w:rPr>
+          <w:b/>
+          <w:bCs/>
+        </w:rPr>
+        <w:t xml:space="preserve"> </w:t>
+      </w:r>
+      <w:proofErr w:type="spellStart"/>
+      <w:r>
+        <w:rPr>
+          <w:rFonts w:ascii="Nirmala UI" w:hAnsi="Nirmala UI" w:cs="Nirmala UI"/>
+          <w:b/>
+          <w:bCs/>
+        </w:rPr>
+        <w:t>लिहिले</w:t>
+      </w:r>
+      <w:proofErr w:type="spellEnd"/>
+      <w:r>
+        <w:rPr>
+          <w:b/>
+          <w:bCs/>
+        </w:rPr>
+        <w:t xml:space="preserve"> </w:t>
+      </w:r>
+      <w:proofErr w:type="spellStart"/>
+      <w:r>
+        <w:rPr>
+          <w:rFonts w:ascii="Nirmala UI" w:hAnsi="Nirmala UI" w:cs="Nirmala UI"/>
+          <w:b/>
+          <w:bCs/>
+        </w:rPr>
+        <w:t>आहे</w:t>
+      </w:r>
+      <w:proofErr w:type="spellEnd"/>
+      <w:r>
+        <w:rPr>
+          <w:b/>
+          <w:bCs/>
+        </w:rPr>
+        <w:t>?</w:t>
+      </w:r>
+      <w:r>
+        <w:br/>
+      </w:r>
+      <w:r>
+        <w:rPr>
+          <w:rFonts w:ascii="Segoe UI Emoji" w:hAnsi="Segoe UI Emoji" w:cs="Segoe UI Emoji"/>
+        </w:rPr>
+        <w:t>👉</w:t>
+      </w:r>
+      <w:r>
+        <w:t xml:space="preserve"> </w:t>
+      </w:r>
+      <w:proofErr w:type="spellStart"/>
+      <w:r>
+        <w:rPr>
+          <w:rFonts w:ascii="Nirmala UI" w:hAnsi="Nirmala UI" w:cs="Nirmala UI"/>
+        </w:rPr>
+        <w:t>हे</w:t>
+      </w:r>
+      <w:proofErr w:type="spellEnd"/>
+      <w:r>
+        <w:t xml:space="preserve"> </w:t>
+      </w:r>
+      <w:proofErr w:type="spellStart"/>
+      <w:r>
+        <w:rPr>
+          <w:rFonts w:ascii="Nirmala UI" w:hAnsi="Nirmala UI" w:cs="Nirmala UI"/>
+        </w:rPr>
+        <w:t>गाणे</w:t>
+      </w:r>
+      <w:proofErr w:type="spellEnd"/>
+      <w:r>
+        <w:t xml:space="preserve"> </w:t>
+      </w:r>
+      <w:proofErr w:type="spellStart"/>
+      <w:r>
+        <w:rPr>
+          <w:rFonts w:ascii="Nirmala UI" w:hAnsi="Nirmala UI" w:cs="Nirmala UI"/>
+          <w:b/>
+          <w:bCs/>
+        </w:rPr>
+        <w:t>कवी</w:t>
+      </w:r>
+      <w:proofErr w:type="spellEnd"/>
+      <w:r>
+        <w:rPr>
+          <w:b/>
+          <w:bCs/>
+        </w:rPr>
+        <w:t xml:space="preserve"> </w:t>
+      </w:r>
+      <w:proofErr w:type="spellStart"/>
+      <w:r>
+        <w:rPr>
+          <w:rFonts w:ascii="Nirmala UI" w:hAnsi="Nirmala UI" w:cs="Nirmala UI"/>
+          <w:b/>
+          <w:bCs/>
+        </w:rPr>
+        <w:t>भारती</w:t>
+      </w:r>
+      <w:proofErr w:type="spellEnd"/>
+      <w:r>
+        <w:t xml:space="preserve"> </w:t>
+      </w:r>
+      <w:proofErr w:type="spellStart"/>
+      <w:r>
+        <w:rPr>
+          <w:rFonts w:ascii="Nirmala UI" w:hAnsi="Nirmala UI" w:cs="Nirmala UI"/>
+        </w:rPr>
+        <w:t>यांनी</w:t>
+      </w:r>
+      <w:proofErr w:type="spellEnd"/>
+      <w:r>
+        <w:t xml:space="preserve"> </w:t>
+      </w:r>
+      <w:proofErr w:type="spellStart"/>
+      <w:r>
+        <w:rPr>
+          <w:rFonts w:ascii="Nirmala UI" w:hAnsi="Nirmala UI" w:cs="Nirmala UI"/>
+        </w:rPr>
+        <w:t>लिहिले</w:t>
+      </w:r>
+      <w:proofErr w:type="spellEnd"/>
+      <w:r>
+        <w:t xml:space="preserve"> </w:t>
+      </w:r>
+      <w:proofErr w:type="spellStart"/>
+      <w:r>
+        <w:rPr>
+          <w:rFonts w:ascii="Nirmala UI" w:hAnsi="Nirmala UI" w:cs="Nirmala UI"/>
+        </w:rPr>
+        <w:t>आहे</w:t>
+      </w:r>
+      <w:proofErr w:type="spellEnd"/>
+      <w:r>
+        <w:t>.</w:t>
+      </w:r>
+    </w:p>
+    <w:p>
+      <w:r>
+        <w:rPr>
+          <w:b/>
+          <w:bCs/>
+        </w:rPr>
+        <w:lastRenderedPageBreak/>
+        <w:t xml:space="preserve">3) </w:t>
+      </w:r>
+      <w:proofErr w:type="spellStart"/>
+      <w:r>
+        <w:rPr>
+          <w:rFonts w:ascii="Nirmala UI" w:hAnsi="Nirmala UI" w:cs="Nirmala UI"/>
+          <w:b/>
+          <w:bCs/>
+        </w:rPr>
+        <w:t>कवी</w:t>
+      </w:r>
+      <w:proofErr w:type="spellEnd"/>
+      <w:r>
+        <w:rPr>
+          <w:b/>
+          <w:bCs/>
+        </w:rPr>
+        <w:t xml:space="preserve"> </w:t>
+      </w:r>
+      <w:proofErr w:type="spellStart"/>
+      <w:r>
+        <w:rPr>
+          <w:rFonts w:ascii="Nirmala UI" w:hAnsi="Nirmala UI" w:cs="Nirmala UI"/>
+          <w:b/>
+          <w:bCs/>
+        </w:rPr>
+        <w:t>भारती</w:t>
+      </w:r>
+      <w:proofErr w:type="spellEnd"/>
+      <w:r>
+        <w:rPr>
+          <w:b/>
+          <w:bCs/>
+        </w:rPr>
+        <w:t xml:space="preserve"> </w:t>
+      </w:r>
+      <w:proofErr w:type="spellStart"/>
+      <w:r>
+        <w:rPr>
+          <w:rFonts w:ascii="Nirmala UI" w:hAnsi="Nirmala UI" w:cs="Nirmala UI"/>
+          <w:b/>
+          <w:bCs/>
+        </w:rPr>
+        <w:t>यांनी</w:t>
+      </w:r>
+      <w:proofErr w:type="spellEnd"/>
+      <w:r>
+        <w:rPr>
+          <w:b/>
+          <w:bCs/>
+        </w:rPr>
+        <w:t xml:space="preserve"> </w:t>
+      </w:r>
+      <w:proofErr w:type="spellStart"/>
+      <w:r>
+        <w:rPr>
+          <w:rFonts w:ascii="Nirmala UI" w:hAnsi="Nirmala UI" w:cs="Nirmala UI"/>
+          <w:b/>
+          <w:bCs/>
+        </w:rPr>
+        <w:t>गाणी</w:t>
+      </w:r>
+      <w:proofErr w:type="spellEnd"/>
+      <w:r>
+        <w:rPr>
+          <w:b/>
+          <w:bCs/>
+        </w:rPr>
+        <w:t xml:space="preserve"> </w:t>
+      </w:r>
+      <w:proofErr w:type="spellStart"/>
+      <w:r>
+        <w:rPr>
+          <w:rFonts w:ascii="Nirmala UI" w:hAnsi="Nirmala UI" w:cs="Nirmala UI"/>
+          <w:b/>
+          <w:bCs/>
+        </w:rPr>
+        <w:t>लिहिण्यास</w:t>
+      </w:r>
+      <w:proofErr w:type="spellEnd"/>
+      <w:r>
+        <w:rPr>
+          <w:b/>
+          <w:bCs/>
+        </w:rPr>
+        <w:t xml:space="preserve"> </w:t>
+      </w:r>
+      <w:proofErr w:type="spellStart"/>
+      <w:r>
+        <w:rPr>
+          <w:rFonts w:ascii="Nirmala UI" w:hAnsi="Nirmala UI" w:cs="Nirmala UI"/>
+          <w:b/>
+          <w:bCs/>
+        </w:rPr>
+        <w:t>सुरुवात</w:t>
+      </w:r>
+      <w:proofErr w:type="spellEnd"/>
+      <w:r>
+        <w:rPr>
+          <w:b/>
+          <w:bCs/>
+        </w:rPr>
+        <w:t xml:space="preserve"> </w:t>
+      </w:r>
+      <w:proofErr w:type="spellStart"/>
+      <w:r>
+        <w:rPr>
+          <w:rFonts w:ascii="Nirmala UI" w:hAnsi="Nirmala UI" w:cs="Nirmala UI"/>
+          <w:b/>
+          <w:bCs/>
+        </w:rPr>
+        <w:t>कोणत्या</w:t>
+      </w:r>
+      <w:proofErr w:type="spellEnd"/>
+      <w:r>
+        <w:rPr>
+          <w:b/>
+          <w:bCs/>
+        </w:rPr>
+        <w:t xml:space="preserve"> </w:t>
+      </w:r>
+      <w:proofErr w:type="spellStart"/>
+      <w:r>
+        <w:rPr>
+          <w:rFonts w:ascii="Nirmala UI" w:hAnsi="Nirmala UI" w:cs="Nirmala UI"/>
+          <w:b/>
+          <w:bCs/>
+        </w:rPr>
+        <w:t>वयात</w:t>
+      </w:r>
+      <w:proofErr w:type="spellEnd"/>
+      <w:r>
+        <w:rPr>
+          <w:b/>
+          <w:bCs/>
+        </w:rPr>
+        <w:t xml:space="preserve"> </w:t>
+      </w:r>
+      <w:proofErr w:type="spellStart"/>
+      <w:r>
+        <w:rPr>
+          <w:rFonts w:ascii="Nirmala UI" w:hAnsi="Nirmala UI" w:cs="Nirmala UI"/>
+          <w:b/>
+          <w:bCs/>
+        </w:rPr>
+        <w:t>केली</w:t>
+      </w:r>
+      <w:proofErr w:type="spellEnd"/>
+      <w:r>
+        <w:rPr>
+          <w:b/>
+          <w:bCs/>
+        </w:rPr>
+        <w:t>?</w:t>
+      </w:r>
+      <w:r>
+        <w:br/>
+      </w:r>
+      <w:r>
+        <w:rPr>
+          <w:rFonts w:ascii="Segoe UI Emoji" w:hAnsi="Segoe UI Emoji" w:cs="Segoe UI Emoji"/>
+        </w:rPr>
+        <w:t>👉</w:t>
+      </w:r>
+      <w:r>
+        <w:t xml:space="preserve"> </w:t>
+      </w:r>
+      <w:proofErr w:type="spellStart"/>
+      <w:r>
+        <w:rPr>
+          <w:rFonts w:ascii="Nirmala UI" w:hAnsi="Nirmala UI" w:cs="Nirmala UI"/>
+        </w:rPr>
+        <w:t>कवी</w:t>
+      </w:r>
+      <w:proofErr w:type="spellEnd"/>
+      <w:r>
+        <w:t xml:space="preserve"> </w:t>
+      </w:r>
+      <w:proofErr w:type="spellStart"/>
+      <w:r>
+        <w:rPr>
+          <w:rFonts w:ascii="Nirmala UI" w:hAnsi="Nirmala UI" w:cs="Nirmala UI"/>
+        </w:rPr>
+        <w:t>भारती</w:t>
+      </w:r>
+      <w:proofErr w:type="spellEnd"/>
+      <w:r>
+        <w:t xml:space="preserve"> </w:t>
+      </w:r>
+      <w:proofErr w:type="spellStart"/>
+      <w:r>
+        <w:rPr>
+          <w:rFonts w:ascii="Nirmala UI" w:hAnsi="Nirmala UI" w:cs="Nirmala UI"/>
+        </w:rPr>
+        <w:t>यांनी</w:t>
+      </w:r>
+      <w:proofErr w:type="spellEnd"/>
+      <w:r>
+        <w:t xml:space="preserve"> </w:t>
+      </w:r>
+      <w:proofErr w:type="spellStart"/>
+      <w:r>
+        <w:rPr>
+          <w:rFonts w:ascii="Nirmala UI" w:hAnsi="Nirmala UI" w:cs="Nirmala UI"/>
+          <w:b/>
+          <w:bCs/>
+        </w:rPr>
+        <w:t>वयाच्या</w:t>
+      </w:r>
+      <w:proofErr w:type="spellEnd"/>
+      <w:r>
+        <w:rPr>
+          <w:b/>
+          <w:bCs/>
+        </w:rPr>
+        <w:t xml:space="preserve"> </w:t>
+      </w:r>
+      <w:proofErr w:type="spellStart"/>
+      <w:r>
+        <w:rPr>
+          <w:rFonts w:ascii="Nirmala UI" w:hAnsi="Nirmala UI" w:cs="Nirmala UI"/>
+          <w:b/>
+          <w:bCs/>
+        </w:rPr>
+        <w:t>सातव्या</w:t>
+      </w:r>
+      <w:proofErr w:type="spellEnd"/>
+      <w:r>
+        <w:rPr>
+          <w:b/>
+          <w:bCs/>
+        </w:rPr>
+        <w:t xml:space="preserve"> </w:t>
+      </w:r>
+      <w:proofErr w:type="spellStart"/>
+      <w:r>
+        <w:rPr>
+          <w:rFonts w:ascii="Nirmala UI" w:hAnsi="Nirmala UI" w:cs="Nirmala UI"/>
+          <w:b/>
+          <w:bCs/>
+        </w:rPr>
+        <w:t>वर्षी</w:t>
+      </w:r>
+      <w:proofErr w:type="spellEnd"/>
+      <w:r>
+        <w:t xml:space="preserve"> </w:t>
+      </w:r>
+      <w:proofErr w:type="spellStart"/>
+      <w:r>
+        <w:rPr>
+          <w:rFonts w:ascii="Nirmala UI" w:hAnsi="Nirmala UI" w:cs="Nirmala UI"/>
+        </w:rPr>
+        <w:t>गाणी</w:t>
+      </w:r>
+      <w:proofErr w:type="spellEnd"/>
+      <w:r>
+        <w:t xml:space="preserve"> </w:t>
+      </w:r>
+      <w:proofErr w:type="spellStart"/>
+      <w:r>
+        <w:rPr>
+          <w:rFonts w:ascii="Nirmala UI" w:hAnsi="Nirmala UI" w:cs="Nirmala UI"/>
+        </w:rPr>
+        <w:t>लिहिण्यास</w:t>
+      </w:r>
+      <w:proofErr w:type="spellEnd"/>
+      <w:r>
+        <w:t xml:space="preserve"> </w:t>
+      </w:r>
+      <w:proofErr w:type="spellStart"/>
+      <w:r>
+        <w:rPr>
+          <w:rFonts w:ascii="Nirmala UI" w:hAnsi="Nirmala UI" w:cs="Nirmala UI"/>
+        </w:rPr>
+        <w:t>सुरुवात</w:t>
+      </w:r>
+      <w:proofErr w:type="spellEnd"/>
+      <w:r>
+        <w:t xml:space="preserve"> </w:t>
+      </w:r>
+      <w:proofErr w:type="spellStart"/>
+      <w:r>
+        <w:rPr>
+          <w:rFonts w:ascii="Nirmala UI" w:hAnsi="Nirmala UI" w:cs="Nirmala UI"/>
+        </w:rPr>
+        <w:t>केली</w:t>
+      </w:r>
+      <w:proofErr w:type="spellEnd"/>
+      <w:r>
+        <w:t>.</w:t>
+      </w:r>
+    </w:p>
+    <w:p>
+      <w:r>
+        <w:rPr>
+          <w:b/>
+          <w:bCs/>
+        </w:rPr>
+        <w:t xml:space="preserve">4) </w:t>
+      </w:r>
+      <w:proofErr w:type="spellStart"/>
+      <w:r>
+        <w:rPr>
+          <w:rFonts w:ascii="Nirmala UI" w:hAnsi="Nirmala UI" w:cs="Nirmala UI"/>
+          <w:b/>
+          <w:bCs/>
+        </w:rPr>
+        <w:t>बालकवी</w:t>
+      </w:r>
+      <w:proofErr w:type="spellEnd"/>
+      <w:r>
+        <w:rPr>
+          <w:b/>
+          <w:bCs/>
+        </w:rPr>
+        <w:t xml:space="preserve"> </w:t>
+      </w:r>
+      <w:proofErr w:type="spellStart"/>
+      <w:r>
+        <w:rPr>
+          <w:rFonts w:ascii="Nirmala UI" w:hAnsi="Nirmala UI" w:cs="Nirmala UI"/>
+          <w:b/>
+          <w:bCs/>
+        </w:rPr>
+        <w:t>सुब्बैयाला</w:t>
+      </w:r>
+      <w:proofErr w:type="spellEnd"/>
+      <w:r>
+        <w:rPr>
+          <w:b/>
+          <w:bCs/>
+        </w:rPr>
+        <w:t xml:space="preserve"> </w:t>
+      </w:r>
+      <w:proofErr w:type="spellStart"/>
+      <w:r>
+        <w:rPr>
+          <w:rFonts w:ascii="Nirmala UI" w:hAnsi="Nirmala UI" w:cs="Nirmala UI"/>
+          <w:b/>
+          <w:bCs/>
+        </w:rPr>
+        <w:t>कोणत्या</w:t>
+      </w:r>
+      <w:proofErr w:type="spellEnd"/>
+      <w:r>
+        <w:rPr>
+          <w:b/>
+          <w:bCs/>
+        </w:rPr>
+        <w:t xml:space="preserve"> </w:t>
+      </w:r>
+      <w:proofErr w:type="spellStart"/>
+      <w:r>
+        <w:rPr>
+          <w:rFonts w:ascii="Nirmala UI" w:hAnsi="Nirmala UI" w:cs="Nirmala UI"/>
+          <w:b/>
+          <w:bCs/>
+        </w:rPr>
+        <w:t>पदवीने</w:t>
+      </w:r>
+      <w:proofErr w:type="spellEnd"/>
+      <w:r>
+        <w:rPr>
+          <w:b/>
+          <w:bCs/>
+        </w:rPr>
+        <w:t xml:space="preserve"> </w:t>
+      </w:r>
+      <w:proofErr w:type="spellStart"/>
+      <w:r>
+        <w:rPr>
+          <w:rFonts w:ascii="Nirmala UI" w:hAnsi="Nirmala UI" w:cs="Nirmala UI"/>
+          <w:b/>
+          <w:bCs/>
+        </w:rPr>
+        <w:t>सन्मानित</w:t>
+      </w:r>
+      <w:proofErr w:type="spellEnd"/>
+      <w:r>
+        <w:rPr>
+          <w:b/>
+          <w:bCs/>
+        </w:rPr>
+        <w:t xml:space="preserve"> </w:t>
+      </w:r>
+      <w:proofErr w:type="spellStart"/>
+      <w:r>
+        <w:rPr>
+          <w:rFonts w:ascii="Nirmala UI" w:hAnsi="Nirmala UI" w:cs="Nirmala UI"/>
+          <w:b/>
+          <w:bCs/>
+        </w:rPr>
+        <w:t>केले</w:t>
+      </w:r>
+      <w:proofErr w:type="spellEnd"/>
+      <w:r>
+        <w:rPr>
+          <w:b/>
+          <w:bCs/>
+        </w:rPr>
+        <w:t>?</w:t>
+      </w:r>
+      <w:r>
+        <w:br/>
+      </w:r>
+      <w:r>
+        <w:rPr>
+          <w:rFonts w:ascii="Segoe UI Emoji" w:hAnsi="Segoe UI Emoji" w:cs="Segoe UI Emoji"/>
+        </w:rPr>
+        <w:t>👉</w:t>
+      </w:r>
+      <w:r>
+        <w:t xml:space="preserve"> </w:t>
+      </w:r>
+      <w:proofErr w:type="spellStart"/>
+      <w:r>
+        <w:rPr>
+          <w:rFonts w:ascii="Nirmala UI" w:hAnsi="Nirmala UI" w:cs="Nirmala UI"/>
+        </w:rPr>
+        <w:t>बालकवी</w:t>
+      </w:r>
+      <w:proofErr w:type="spellEnd"/>
+      <w:r>
+        <w:t xml:space="preserve"> </w:t>
+      </w:r>
+      <w:proofErr w:type="spellStart"/>
+      <w:r>
+        <w:rPr>
+          <w:rFonts w:ascii="Nirmala UI" w:hAnsi="Nirmala UI" w:cs="Nirmala UI"/>
+        </w:rPr>
+        <w:t>सुब्बैयाला</w:t>
+      </w:r>
+      <w:proofErr w:type="spellEnd"/>
+      <w:r>
+        <w:t xml:space="preserve"> </w:t>
+      </w:r>
+      <w:r>
+        <w:rPr>
+          <w:b/>
+          <w:bCs/>
+        </w:rPr>
+        <w:t>'</w:t>
+      </w:r>
+      <w:proofErr w:type="spellStart"/>
+      <w:r>
+        <w:rPr>
+          <w:rFonts w:ascii="Nirmala UI" w:hAnsi="Nirmala UI" w:cs="Nirmala UI"/>
+          <w:b/>
+          <w:bCs/>
+        </w:rPr>
+        <w:t>भारती</w:t>
+      </w:r>
+      <w:proofErr w:type="spellEnd"/>
+      <w:r>
+        <w:rPr>
+          <w:b/>
+          <w:bCs/>
+        </w:rPr>
+        <w:t>'</w:t>
+      </w:r>
+      <w:r>
+        <w:t xml:space="preserve"> </w:t>
+      </w:r>
+      <w:proofErr w:type="spellStart"/>
+      <w:r>
+        <w:rPr>
+          <w:rFonts w:ascii="Nirmala UI" w:hAnsi="Nirmala UI" w:cs="Nirmala UI"/>
+        </w:rPr>
+        <w:t>या</w:t>
+      </w:r>
+      <w:proofErr w:type="spellEnd"/>
+      <w:r>
+        <w:t xml:space="preserve"> </w:t>
+      </w:r>
+      <w:proofErr w:type="spellStart"/>
+      <w:r>
+        <w:rPr>
+          <w:rFonts w:ascii="Nirmala UI" w:hAnsi="Nirmala UI" w:cs="Nirmala UI"/>
+        </w:rPr>
+        <w:t>पदवीने</w:t>
+      </w:r>
+      <w:proofErr w:type="spellEnd"/>
+      <w:r>
+        <w:t xml:space="preserve"> </w:t>
+      </w:r>
+      <w:proofErr w:type="spellStart"/>
+      <w:r>
+        <w:rPr>
+          <w:rFonts w:ascii="Nirmala UI" w:hAnsi="Nirmala UI" w:cs="Nirmala UI"/>
+        </w:rPr>
+        <w:t>सन्मानित</w:t>
+      </w:r>
+      <w:proofErr w:type="spellEnd"/>
+      <w:r>
+        <w:t xml:space="preserve"> </w:t>
+      </w:r>
+      <w:proofErr w:type="spellStart"/>
+      <w:r>
+        <w:rPr>
+          <w:rFonts w:ascii="Nirmala UI" w:hAnsi="Nirmala UI" w:cs="Nirmala UI"/>
+        </w:rPr>
+        <w:t>केले</w:t>
+      </w:r>
+      <w:proofErr w:type="spellEnd"/>
+      <w:r>
+        <w:t>.</w:t>
+      </w:r>
+    </w:p>
+    <w:p>
+      <w:r>
+        <w:rPr>
+          <w:b/>
+          <w:bCs/>
+        </w:rPr>
+        <w:t xml:space="preserve">5) </w:t>
+      </w:r>
+      <w:proofErr w:type="spellStart"/>
+      <w:r>
+        <w:rPr>
+          <w:rFonts w:ascii="Nirmala UI" w:hAnsi="Nirmala UI" w:cs="Nirmala UI"/>
+          <w:b/>
+          <w:bCs/>
+        </w:rPr>
+        <w:t>सुब्रह्मण्य</w:t>
+      </w:r>
+      <w:proofErr w:type="spellEnd"/>
+      <w:r>
+        <w:rPr>
+          <w:b/>
+          <w:bCs/>
+        </w:rPr>
+        <w:t xml:space="preserve"> </w:t>
+      </w:r>
+      <w:proofErr w:type="spellStart"/>
+      <w:r>
+        <w:rPr>
+          <w:rFonts w:ascii="Nirmala UI" w:hAnsi="Nirmala UI" w:cs="Nirmala UI"/>
+          <w:b/>
+          <w:bCs/>
+        </w:rPr>
+        <w:t>यांना</w:t>
+      </w:r>
+      <w:proofErr w:type="spellEnd"/>
+      <w:r>
+        <w:rPr>
+          <w:b/>
+          <w:bCs/>
+        </w:rPr>
+        <w:t xml:space="preserve"> </w:t>
+      </w:r>
+      <w:proofErr w:type="spellStart"/>
+      <w:r>
+        <w:rPr>
+          <w:rFonts w:ascii="Nirmala UI" w:hAnsi="Nirmala UI" w:cs="Nirmala UI"/>
+          <w:b/>
+          <w:bCs/>
+        </w:rPr>
+        <w:t>लहानपणी</w:t>
+      </w:r>
+      <w:proofErr w:type="spellEnd"/>
+      <w:r>
+        <w:rPr>
+          <w:b/>
+          <w:bCs/>
+        </w:rPr>
+        <w:t xml:space="preserve"> </w:t>
+      </w:r>
+      <w:proofErr w:type="spellStart"/>
+      <w:r>
+        <w:rPr>
+          <w:rFonts w:ascii="Nirmala UI" w:hAnsi="Nirmala UI" w:cs="Nirmala UI"/>
+          <w:b/>
+          <w:bCs/>
+        </w:rPr>
+        <w:t>कोणत्या</w:t>
+      </w:r>
+      <w:proofErr w:type="spellEnd"/>
+      <w:r>
+        <w:rPr>
+          <w:b/>
+          <w:bCs/>
+        </w:rPr>
+        <w:t xml:space="preserve"> </w:t>
+      </w:r>
+      <w:proofErr w:type="spellStart"/>
+      <w:r>
+        <w:rPr>
+          <w:rFonts w:ascii="Nirmala UI" w:hAnsi="Nirmala UI" w:cs="Nirmala UI"/>
+          <w:b/>
+          <w:bCs/>
+        </w:rPr>
+        <w:t>नावाने</w:t>
+      </w:r>
+      <w:proofErr w:type="spellEnd"/>
+      <w:r>
+        <w:rPr>
+          <w:b/>
+          <w:bCs/>
+        </w:rPr>
+        <w:t xml:space="preserve"> </w:t>
+      </w:r>
+      <w:proofErr w:type="spellStart"/>
+      <w:r>
+        <w:rPr>
+          <w:rFonts w:ascii="Nirmala UI" w:hAnsi="Nirmala UI" w:cs="Nirmala UI"/>
+          <w:b/>
+          <w:bCs/>
+        </w:rPr>
+        <w:t>हाक</w:t>
+      </w:r>
+      <w:proofErr w:type="spellEnd"/>
+      <w:r>
+        <w:rPr>
+          <w:b/>
+          <w:bCs/>
+        </w:rPr>
+        <w:t xml:space="preserve"> </w:t>
+      </w:r>
+      <w:proofErr w:type="spellStart"/>
+      <w:r>
+        <w:rPr>
+          <w:rFonts w:ascii="Nirmala UI" w:hAnsi="Nirmala UI" w:cs="Nirmala UI"/>
+          <w:b/>
+          <w:bCs/>
+        </w:rPr>
+        <w:t>मारत</w:t>
+      </w:r>
+      <w:proofErr w:type="spellEnd"/>
+      <w:r>
+        <w:rPr>
+          <w:b/>
+          <w:bCs/>
+        </w:rPr>
+        <w:t xml:space="preserve"> </w:t>
+      </w:r>
+      <w:proofErr w:type="spellStart"/>
+      <w:r>
+        <w:rPr>
+          <w:rFonts w:ascii="Nirmala UI" w:hAnsi="Nirmala UI" w:cs="Nirmala UI"/>
+          <w:b/>
+          <w:bCs/>
+        </w:rPr>
+        <w:t>असत</w:t>
+      </w:r>
+      <w:proofErr w:type="spellEnd"/>
+      <w:r>
+        <w:rPr>
+          <w:b/>
+          <w:bCs/>
+        </w:rPr>
+        <w:t>?</w:t>
+      </w:r>
+      <w:r>
+        <w:br/>
+      </w:r>
+      <w:r>
+        <w:rPr>
+          <w:rFonts w:ascii="Segoe UI Emoji" w:hAnsi="Segoe UI Emoji" w:cs="Segoe UI Emoji"/>
+        </w:rPr>
+        <w:t>👉</w:t>
+      </w:r>
+      <w:r>
+        <w:t xml:space="preserve"> </w:t>
+      </w:r>
+      <w:proofErr w:type="spellStart"/>
+      <w:r>
+        <w:rPr>
+          <w:rFonts w:ascii="Nirmala UI" w:hAnsi="Nirmala UI" w:cs="Nirmala UI"/>
+        </w:rPr>
+        <w:t>सुब्रह्मण्य</w:t>
+      </w:r>
+      <w:proofErr w:type="spellEnd"/>
+      <w:r>
+        <w:t xml:space="preserve"> </w:t>
+      </w:r>
+      <w:proofErr w:type="spellStart"/>
+      <w:r>
+        <w:rPr>
+          <w:rFonts w:ascii="Nirmala UI" w:hAnsi="Nirmala UI" w:cs="Nirmala UI"/>
+        </w:rPr>
+        <w:t>यांना</w:t>
+      </w:r>
+      <w:proofErr w:type="spellEnd"/>
+      <w:r>
+        <w:t xml:space="preserve"> </w:t>
+      </w:r>
+      <w:proofErr w:type="spellStart"/>
+      <w:r>
+        <w:rPr>
+          <w:rFonts w:ascii="Nirmala UI" w:hAnsi="Nirmala UI" w:cs="Nirmala UI"/>
+        </w:rPr>
+        <w:t>लहानपणी</w:t>
+      </w:r>
+      <w:proofErr w:type="spellEnd"/>
+      <w:r>
+        <w:t xml:space="preserve"> </w:t>
+      </w:r>
+      <w:proofErr w:type="spellStart"/>
+      <w:r>
+        <w:rPr>
+          <w:rFonts w:ascii="Nirmala UI" w:hAnsi="Nirmala UI" w:cs="Nirmala UI"/>
+          <w:b/>
+          <w:bCs/>
+        </w:rPr>
+        <w:t>सुब्बैय्या</w:t>
+      </w:r>
+      <w:proofErr w:type="spellEnd"/>
+      <w:r>
+        <w:t xml:space="preserve"> </w:t>
+      </w:r>
+      <w:proofErr w:type="spellStart"/>
+      <w:r>
+        <w:rPr>
+          <w:rFonts w:ascii="Nirmala UI" w:hAnsi="Nirmala UI" w:cs="Nirmala UI"/>
+        </w:rPr>
+        <w:t>म्हणून</w:t>
+      </w:r>
+      <w:proofErr w:type="spellEnd"/>
+      <w:r>
+        <w:t xml:space="preserve"> </w:t>
+      </w:r>
+      <w:proofErr w:type="spellStart"/>
+      <w:r>
+        <w:rPr>
+          <w:rFonts w:ascii="Nirmala UI" w:hAnsi="Nirmala UI" w:cs="Nirmala UI"/>
+        </w:rPr>
+        <w:t>म्हणत</w:t>
+      </w:r>
+      <w:proofErr w:type="spellEnd"/>
+      <w:r>
+        <w:t xml:space="preserve"> </w:t>
+      </w:r>
+      <w:proofErr w:type="spellStart"/>
+      <w:r>
+        <w:rPr>
+          <w:rFonts w:ascii="Nirmala UI" w:hAnsi="Nirmala UI" w:cs="Nirmala UI"/>
+        </w:rPr>
+        <w:t>असत</w:t>
+      </w:r>
+      <w:proofErr w:type="spellEnd"/>
+      <w:r>
+        <w:t>.</w:t>
+      </w:r>
+    </w:p>
+    <w:p>
+      <w:r>
+        <w:rPr>
+          <w:b/>
+          <w:bCs/>
+        </w:rPr>
+        <w:t xml:space="preserve">6) </w:t>
+      </w:r>
+      <w:proofErr w:type="spellStart"/>
+      <w:r>
+        <w:rPr>
+          <w:rFonts w:ascii="Nirmala UI" w:hAnsi="Nirmala UI" w:cs="Nirmala UI"/>
+          <w:b/>
+          <w:bCs/>
+        </w:rPr>
+        <w:t>वयाच्या</w:t>
+      </w:r>
+      <w:proofErr w:type="spellEnd"/>
+      <w:r>
+        <w:rPr>
+          <w:b/>
+          <w:bCs/>
+        </w:rPr>
+        <w:t xml:space="preserve"> </w:t>
+      </w:r>
+      <w:proofErr w:type="spellStart"/>
+      <w:r>
+        <w:rPr>
+          <w:rFonts w:ascii="Nirmala UI" w:hAnsi="Nirmala UI" w:cs="Nirmala UI"/>
+          <w:b/>
+          <w:bCs/>
+        </w:rPr>
+        <w:t>कितव्या</w:t>
+      </w:r>
+      <w:proofErr w:type="spellEnd"/>
+      <w:r>
+        <w:rPr>
+          <w:b/>
+          <w:bCs/>
+        </w:rPr>
+        <w:t xml:space="preserve"> </w:t>
+      </w:r>
+      <w:proofErr w:type="spellStart"/>
+      <w:r>
+        <w:rPr>
+          <w:rFonts w:ascii="Nirmala UI" w:hAnsi="Nirmala UI" w:cs="Nirmala UI"/>
+          <w:b/>
+          <w:bCs/>
+        </w:rPr>
+        <w:t>वर्षी</w:t>
+      </w:r>
+      <w:proofErr w:type="spellEnd"/>
+      <w:r>
+        <w:rPr>
+          <w:b/>
+          <w:bCs/>
+        </w:rPr>
+        <w:t xml:space="preserve"> </w:t>
+      </w:r>
+      <w:proofErr w:type="spellStart"/>
+      <w:r>
+        <w:rPr>
+          <w:rFonts w:ascii="Nirmala UI" w:hAnsi="Nirmala UI" w:cs="Nirmala UI"/>
+          <w:b/>
+          <w:bCs/>
+        </w:rPr>
+        <w:t>त्यांना</w:t>
+      </w:r>
+      <w:proofErr w:type="spellEnd"/>
+      <w:r>
+        <w:rPr>
+          <w:b/>
+          <w:bCs/>
+        </w:rPr>
+        <w:t xml:space="preserve"> '</w:t>
+      </w:r>
+      <w:proofErr w:type="spellStart"/>
+      <w:r>
+        <w:rPr>
+          <w:rFonts w:ascii="Nirmala UI" w:hAnsi="Nirmala UI" w:cs="Nirmala UI"/>
+          <w:b/>
+          <w:bCs/>
+        </w:rPr>
+        <w:t>भारती</w:t>
+      </w:r>
+      <w:proofErr w:type="spellEnd"/>
+      <w:r>
+        <w:rPr>
+          <w:b/>
+          <w:bCs/>
+        </w:rPr>
+        <w:t xml:space="preserve">' </w:t>
+      </w:r>
+      <w:proofErr w:type="spellStart"/>
+      <w:r>
+        <w:rPr>
+          <w:rFonts w:ascii="Nirmala UI" w:hAnsi="Nirmala UI" w:cs="Nirmala UI"/>
+          <w:b/>
+          <w:bCs/>
+        </w:rPr>
+        <w:t>ही</w:t>
+      </w:r>
+      <w:proofErr w:type="spellEnd"/>
+      <w:r>
+        <w:rPr>
+          <w:b/>
+          <w:bCs/>
+        </w:rPr>
+        <w:t xml:space="preserve"> </w:t>
+      </w:r>
+      <w:proofErr w:type="spellStart"/>
+      <w:r>
+        <w:rPr>
+          <w:rFonts w:ascii="Nirmala UI" w:hAnsi="Nirmala UI" w:cs="Nirmala UI"/>
+          <w:b/>
+          <w:bCs/>
+        </w:rPr>
+        <w:t>पदवी</w:t>
+      </w:r>
+      <w:proofErr w:type="spellEnd"/>
+      <w:r>
+        <w:rPr>
+          <w:b/>
+          <w:bCs/>
+        </w:rPr>
+        <w:t xml:space="preserve"> </w:t>
+      </w:r>
+      <w:proofErr w:type="spellStart"/>
+      <w:r>
+        <w:rPr>
+          <w:rFonts w:ascii="Nirmala UI" w:hAnsi="Nirmala UI" w:cs="Nirmala UI"/>
+          <w:b/>
+          <w:bCs/>
+        </w:rPr>
+        <w:t>मिळाली</w:t>
+      </w:r>
+      <w:proofErr w:type="spellEnd"/>
+      <w:r>
+        <w:rPr>
+          <w:b/>
+          <w:bCs/>
+        </w:rPr>
+        <w:t>?</w:t>
+      </w:r>
+      <w:r>
+        <w:br/>
+      </w:r>
+      <w:r>
+        <w:rPr>
+          <w:rFonts w:ascii="Segoe UI Emoji" w:hAnsi="Segoe UI Emoji" w:cs="Segoe UI Emoji"/>
+        </w:rPr>
+        <w:t>👉</w:t>
+      </w:r>
+      <w:r>
+        <w:t xml:space="preserve"> </w:t>
+      </w:r>
+      <w:proofErr w:type="spellStart"/>
+      <w:r>
+        <w:rPr>
+          <w:rFonts w:ascii="Nirmala UI" w:hAnsi="Nirmala UI" w:cs="Nirmala UI"/>
+        </w:rPr>
+        <w:t>वयाच्या</w:t>
+      </w:r>
+      <w:proofErr w:type="spellEnd"/>
+      <w:r>
+        <w:t xml:space="preserve"> </w:t>
+      </w:r>
+      <w:proofErr w:type="spellStart"/>
+      <w:r>
+        <w:rPr>
+          <w:rFonts w:ascii="Nirmala UI" w:hAnsi="Nirmala UI" w:cs="Nirmala UI"/>
+          <w:b/>
+          <w:bCs/>
+        </w:rPr>
+        <w:t>अकराव्या</w:t>
+      </w:r>
+      <w:proofErr w:type="spellEnd"/>
+      <w:r>
+        <w:rPr>
+          <w:b/>
+          <w:bCs/>
+        </w:rPr>
+        <w:t xml:space="preserve"> </w:t>
+      </w:r>
+      <w:proofErr w:type="spellStart"/>
+      <w:r>
+        <w:rPr>
+          <w:rFonts w:ascii="Nirmala UI" w:hAnsi="Nirmala UI" w:cs="Nirmala UI"/>
+          <w:b/>
+          <w:bCs/>
+        </w:rPr>
+        <w:t>वर्षी</w:t>
+      </w:r>
+      <w:proofErr w:type="spellEnd"/>
+      <w:r>
+        <w:t xml:space="preserve"> </w:t>
+      </w:r>
+      <w:proofErr w:type="spellStart"/>
+      <w:r>
+        <w:rPr>
+          <w:rFonts w:ascii="Nirmala UI" w:hAnsi="Nirmala UI" w:cs="Nirmala UI"/>
+        </w:rPr>
+        <w:t>त्यांना</w:t>
+      </w:r>
+      <w:proofErr w:type="spellEnd"/>
+      <w:r>
+        <w:t xml:space="preserve"> '</w:t>
+      </w:r>
+      <w:proofErr w:type="spellStart"/>
+      <w:r>
+        <w:rPr>
+          <w:rFonts w:ascii="Nirmala UI" w:hAnsi="Nirmala UI" w:cs="Nirmala UI"/>
+        </w:rPr>
+        <w:t>भारती</w:t>
+      </w:r>
+      <w:proofErr w:type="spellEnd"/>
+      <w:r>
+        <w:t xml:space="preserve">' </w:t>
+      </w:r>
+      <w:proofErr w:type="spellStart"/>
+      <w:r>
+        <w:rPr>
+          <w:rFonts w:ascii="Nirmala UI" w:hAnsi="Nirmala UI" w:cs="Nirmala UI"/>
+        </w:rPr>
+        <w:t>ही</w:t>
+      </w:r>
+      <w:proofErr w:type="spellEnd"/>
+      <w:r>
+        <w:t xml:space="preserve"> </w:t>
+      </w:r>
+      <w:proofErr w:type="spellStart"/>
+      <w:r>
+        <w:rPr>
+          <w:rFonts w:ascii="Nirmala UI" w:hAnsi="Nirmala UI" w:cs="Nirmala UI"/>
+        </w:rPr>
+        <w:t>पदवी</w:t>
+      </w:r>
+      <w:proofErr w:type="spellEnd"/>
+      <w:r>
+        <w:t xml:space="preserve"> </w:t>
+      </w:r>
+      <w:proofErr w:type="spellStart"/>
+      <w:r>
+        <w:rPr>
+          <w:rFonts w:ascii="Nirmala UI" w:hAnsi="Nirmala UI" w:cs="Nirmala UI"/>
+        </w:rPr>
+        <w:t>मिळाली</w:t>
+      </w:r>
+      <w:proofErr w:type="spellEnd"/>
+      <w:r>
+        <w:t>.</w:t>
+      </w:r>
+    </w:p>
+    <w:p>
+      <w:r>
+        <w:pict w14:anchorId="235C7EE7">
+          <v:rect id="_x0000_i1030" style="width:0;height:1.5pt" o:hralign="center" o:hrstd="t" o:hr="t" fillcolor="#a0a0a0" stroked="f"/>
+        </w:pict>
+      </w:r>
+    </w:p>
+    <w:p>
+      <w:pPr>
+        <w:rPr>
+          <w:b/>
+          <w:bCs/>
+        </w:rPr>
+      </w:pPr>
+      <w:r>
+        <w:rPr>
+          <w:b/>
+          <w:bCs/>
+        </w:rPr>
+        <w:t xml:space="preserve">Fill in the blanks / </w:t>
+      </w:r>
+      <w:proofErr w:type="spellStart"/>
+      <w:r>
+        <w:rPr>
+          <w:rFonts w:ascii="Nirmala UI" w:hAnsi="Nirmala UI" w:cs="Nirmala UI"/>
+          <w:b/>
+          <w:bCs/>
+        </w:rPr>
+        <w:t>योग्य</w:t>
+      </w:r>
+      <w:proofErr w:type="spellEnd"/>
+      <w:r>
+        <w:rPr>
+          <w:b/>
+          <w:bCs/>
+        </w:rPr>
+        <w:t xml:space="preserve"> </w:t>
+      </w:r>
+      <w:proofErr w:type="spellStart"/>
+      <w:r>
+        <w:rPr>
+          <w:rFonts w:ascii="Nirmala UI" w:hAnsi="Nirmala UI" w:cs="Nirmala UI"/>
+          <w:b/>
+          <w:bCs/>
+        </w:rPr>
+        <w:t>शब्द</w:t>
+      </w:r>
+      <w:proofErr w:type="spellEnd"/>
+      <w:r>
+        <w:rPr>
+          <w:b/>
+          <w:bCs/>
+        </w:rPr>
+        <w:t xml:space="preserve"> </w:t>
+      </w:r>
+      <w:proofErr w:type="spellStart"/>
+      <w:r>
+        <w:rPr>
+          <w:rFonts w:ascii="Nirmala UI" w:hAnsi="Nirmala UI" w:cs="Nirmala UI"/>
+          <w:b/>
+          <w:bCs/>
+        </w:rPr>
+        <w:t>लिहा</w:t>
+      </w:r>
+      <w:proofErr w:type="spellEnd"/>
+    </w:p>
+    <w:p>
+      <w:pPr>
+        <w:numPr>
+          <w:ilvl w:val="0"/>
+          <w:numId w:val="5"/>
+        </w:numPr>
+        <w:spacing w:line="259" w:lineRule="auto"/>
+      </w:pPr>
+      <w:proofErr w:type="spellStart"/>
+      <w:r>
+        <w:rPr>
+          <w:rFonts w:ascii="Nirmala UI" w:hAnsi="Nirmala UI" w:cs="Nirmala UI"/>
+        </w:rPr>
+        <w:t>सुलेखाचा</w:t>
+      </w:r>
+      <w:proofErr w:type="spellEnd"/>
+      <w:r>
+        <w:t xml:space="preserve"> </w:t>
+      </w:r>
+      <w:proofErr w:type="spellStart"/>
+      <w:r>
+        <w:rPr>
+          <w:rFonts w:ascii="Nirmala UI" w:hAnsi="Nirmala UI" w:cs="Nirmala UI"/>
+        </w:rPr>
+        <w:t>गीतगायन</w:t>
+      </w:r>
+      <w:proofErr w:type="spellEnd"/>
+      <w:r>
+        <w:t xml:space="preserve"> </w:t>
+      </w:r>
+      <w:proofErr w:type="spellStart"/>
+      <w:r>
+        <w:rPr>
+          <w:rFonts w:ascii="Nirmala UI" w:hAnsi="Nirmala UI" w:cs="Nirmala UI"/>
+        </w:rPr>
+        <w:t>स्पर्धेत</w:t>
+      </w:r>
+      <w:proofErr w:type="spellEnd"/>
+      <w:r>
+        <w:t xml:space="preserve"> </w:t>
+      </w:r>
+      <w:r>
+        <w:rPr>
+          <w:b/>
+          <w:bCs/>
+        </w:rPr>
+        <w:t>(</w:t>
+      </w:r>
+      <w:proofErr w:type="spellStart"/>
+      <w:r>
+        <w:rPr>
+          <w:rFonts w:ascii="Nirmala UI" w:hAnsi="Nirmala UI" w:cs="Nirmala UI"/>
+          <w:b/>
+          <w:bCs/>
+        </w:rPr>
+        <w:t>पहिला</w:t>
+      </w:r>
+      <w:proofErr w:type="spellEnd"/>
+      <w:r>
+        <w:rPr>
+          <w:rFonts w:ascii="Nirmala UI" w:hAnsi="Nirmala UI" w:cs="Nirmala UI"/>
+          <w:b/>
+          <w:bCs/>
+        </w:rPr>
+        <w:t>)</w:t>
+      </w:r>
+      <w:r>
+        <w:t xml:space="preserve"> </w:t>
+      </w:r>
+      <w:proofErr w:type="spellStart"/>
+      <w:r>
+        <w:rPr>
+          <w:rFonts w:ascii="Nirmala UI" w:hAnsi="Nirmala UI" w:cs="Nirmala UI"/>
+        </w:rPr>
+        <w:t>क्रमांक</w:t>
+      </w:r>
+      <w:proofErr w:type="spellEnd"/>
+      <w:r>
+        <w:t xml:space="preserve"> </w:t>
+      </w:r>
+      <w:proofErr w:type="spellStart"/>
+      <w:r>
+        <w:rPr>
+          <w:rFonts w:ascii="Nirmala UI" w:hAnsi="Nirmala UI" w:cs="Nirmala UI"/>
+        </w:rPr>
+        <w:t>आला</w:t>
+      </w:r>
+      <w:proofErr w:type="spellEnd"/>
+      <w:r>
+        <w:t>.</w:t>
+      </w:r>
+    </w:p>
+    <w:p>
+      <w:pPr>
+        <w:numPr>
+          <w:ilvl w:val="0"/>
+          <w:numId w:val="5"/>
+        </w:numPr>
+        <w:spacing w:line="259" w:lineRule="auto"/>
+      </w:pPr>
+      <w:proofErr w:type="spellStart"/>
+      <w:r>
+        <w:rPr>
+          <w:rFonts w:ascii="Nirmala UI" w:hAnsi="Nirmala UI" w:cs="Nirmala UI"/>
+        </w:rPr>
+        <w:t>देशातील</w:t>
+      </w:r>
+      <w:proofErr w:type="spellEnd"/>
+      <w:r>
+        <w:t xml:space="preserve"> </w:t>
+      </w:r>
+      <w:proofErr w:type="spellStart"/>
+      <w:r>
+        <w:rPr>
+          <w:rFonts w:ascii="Nirmala UI" w:hAnsi="Nirmala UI" w:cs="Nirmala UI"/>
+        </w:rPr>
+        <w:t>लोकांवर</w:t>
+      </w:r>
+      <w:proofErr w:type="spellEnd"/>
+      <w:r>
+        <w:t xml:space="preserve"> </w:t>
+      </w:r>
+      <w:proofErr w:type="spellStart"/>
+      <w:r>
+        <w:rPr>
+          <w:rFonts w:ascii="Nirmala UI" w:hAnsi="Nirmala UI" w:cs="Nirmala UI"/>
+        </w:rPr>
+        <w:t>ते</w:t>
+      </w:r>
+      <w:proofErr w:type="spellEnd"/>
+      <w:r>
+        <w:t xml:space="preserve"> </w:t>
+      </w:r>
+      <w:proofErr w:type="spellStart"/>
+      <w:r>
+        <w:rPr>
+          <w:rFonts w:ascii="Nirmala UI" w:hAnsi="Nirmala UI" w:cs="Nirmala UI"/>
+        </w:rPr>
+        <w:t>मनापासून</w:t>
+      </w:r>
+      <w:proofErr w:type="spellEnd"/>
+      <w:r>
+        <w:t xml:space="preserve"> </w:t>
+      </w:r>
+      <w:r>
+        <w:rPr>
+          <w:b/>
+          <w:bCs/>
+        </w:rPr>
+        <w:t>(</w:t>
+      </w:r>
+      <w:proofErr w:type="spellStart"/>
+      <w:r>
+        <w:rPr>
+          <w:rFonts w:ascii="Nirmala UI" w:hAnsi="Nirmala UI" w:cs="Nirmala UI"/>
+          <w:b/>
+          <w:bCs/>
+        </w:rPr>
+        <w:t>प्रेम</w:t>
+      </w:r>
+      <w:proofErr w:type="spellEnd"/>
+      <w:r>
+        <w:rPr>
+          <w:rFonts w:ascii="Nirmala UI" w:hAnsi="Nirmala UI" w:cs="Nirmala UI"/>
+          <w:b/>
+          <w:bCs/>
+        </w:rPr>
+        <w:t>)</w:t>
+      </w:r>
+      <w:r>
+        <w:t xml:space="preserve"> </w:t>
+      </w:r>
+      <w:proofErr w:type="spellStart"/>
+      <w:r>
+        <w:rPr>
+          <w:rFonts w:ascii="Nirmala UI" w:hAnsi="Nirmala UI" w:cs="Nirmala UI"/>
+        </w:rPr>
+        <w:t>करीत</w:t>
+      </w:r>
+      <w:proofErr w:type="spellEnd"/>
+      <w:r>
+        <w:t>.</w:t>
+      </w:r>
+    </w:p>
+    <w:p>
+      <w:pPr>
+        <w:numPr>
+          <w:ilvl w:val="0"/>
+          <w:numId w:val="5"/>
+        </w:numPr>
+        <w:spacing w:line="259" w:lineRule="auto"/>
+      </w:pPr>
+      <w:proofErr w:type="spellStart"/>
+      <w:r>
+        <w:rPr>
+          <w:rFonts w:ascii="Nirmala UI" w:hAnsi="Nirmala UI" w:cs="Nirmala UI"/>
+        </w:rPr>
+        <w:t>वयाच्या</w:t>
+      </w:r>
+      <w:proofErr w:type="spellEnd"/>
+      <w:r>
+        <w:t xml:space="preserve"> </w:t>
+      </w:r>
+      <w:proofErr w:type="spellStart"/>
+      <w:r>
+        <w:rPr>
+          <w:rFonts w:ascii="Nirmala UI" w:hAnsi="Nirmala UI" w:cs="Nirmala UI"/>
+        </w:rPr>
+        <w:t>अकराव्या</w:t>
+      </w:r>
+      <w:proofErr w:type="spellEnd"/>
+      <w:r>
+        <w:t xml:space="preserve"> </w:t>
+      </w:r>
+      <w:proofErr w:type="spellStart"/>
+      <w:r>
+        <w:rPr>
+          <w:rFonts w:ascii="Nirmala UI" w:hAnsi="Nirmala UI" w:cs="Nirmala UI"/>
+        </w:rPr>
+        <w:t>वर्षी</w:t>
+      </w:r>
+      <w:proofErr w:type="spellEnd"/>
+      <w:r>
+        <w:t xml:space="preserve"> </w:t>
+      </w:r>
+      <w:proofErr w:type="spellStart"/>
+      <w:r>
+        <w:rPr>
+          <w:rFonts w:ascii="Nirmala UI" w:hAnsi="Nirmala UI" w:cs="Nirmala UI"/>
+        </w:rPr>
+        <w:t>त्यांना</w:t>
+      </w:r>
+      <w:proofErr w:type="spellEnd"/>
+      <w:r>
+        <w:t xml:space="preserve"> </w:t>
+      </w:r>
+      <w:proofErr w:type="spellStart"/>
+      <w:r>
+        <w:rPr>
+          <w:rFonts w:ascii="Nirmala UI" w:hAnsi="Nirmala UI" w:cs="Nirmala UI"/>
+          <w:b/>
+          <w:bCs/>
+        </w:rPr>
+        <w:t>भारती</w:t>
+      </w:r>
+      <w:proofErr w:type="spellEnd"/>
+      <w:r>
+        <w:t xml:space="preserve"> </w:t>
+      </w:r>
+      <w:proofErr w:type="spellStart"/>
+      <w:r>
+        <w:rPr>
+          <w:rFonts w:ascii="Nirmala UI" w:hAnsi="Nirmala UI" w:cs="Nirmala UI"/>
+        </w:rPr>
+        <w:t>ही</w:t>
+      </w:r>
+      <w:proofErr w:type="spellEnd"/>
+      <w:r>
+        <w:t xml:space="preserve"> </w:t>
+      </w:r>
+      <w:proofErr w:type="spellStart"/>
+      <w:r>
+        <w:rPr>
+          <w:rFonts w:ascii="Nirmala UI" w:hAnsi="Nirmala UI" w:cs="Nirmala UI"/>
+        </w:rPr>
+        <w:t>पदवी</w:t>
+      </w:r>
+      <w:proofErr w:type="spellEnd"/>
+      <w:r>
+        <w:t xml:space="preserve"> </w:t>
+      </w:r>
+      <w:proofErr w:type="spellStart"/>
+      <w:r>
+        <w:rPr>
+          <w:rFonts w:ascii="Nirmala UI" w:hAnsi="Nirmala UI" w:cs="Nirmala UI"/>
+        </w:rPr>
+        <w:t>मिळाली</w:t>
+      </w:r>
+      <w:proofErr w:type="spellEnd"/>
+      <w:r>
+        <w:t>.</w:t>
+      </w:r>
+    </w:p>
+    <w:p>
+      <w:pPr>
+        <w:numPr>
+          <w:ilvl w:val="0"/>
+          <w:numId w:val="5"/>
+        </w:numPr>
+        <w:spacing w:line="259" w:lineRule="auto"/>
+      </w:pPr>
+      <w:proofErr w:type="spellStart"/>
+      <w:r>
+        <w:rPr>
+          <w:rFonts w:ascii="Nirmala UI" w:hAnsi="Nirmala UI" w:cs="Nirmala UI"/>
+        </w:rPr>
+        <w:t>सुब्रह्मण्य</w:t>
+      </w:r>
+      <w:proofErr w:type="spellEnd"/>
+      <w:r>
+        <w:t xml:space="preserve"> </w:t>
+      </w:r>
+      <w:proofErr w:type="spellStart"/>
+      <w:r>
+        <w:rPr>
+          <w:rFonts w:ascii="Nirmala UI" w:hAnsi="Nirmala UI" w:cs="Nirmala UI"/>
+        </w:rPr>
+        <w:t>यांना</w:t>
+      </w:r>
+      <w:proofErr w:type="spellEnd"/>
+      <w:r>
+        <w:t xml:space="preserve"> </w:t>
+      </w:r>
+      <w:proofErr w:type="spellStart"/>
+      <w:r>
+        <w:rPr>
+          <w:rFonts w:ascii="Nirmala UI" w:hAnsi="Nirmala UI" w:cs="Nirmala UI"/>
+        </w:rPr>
+        <w:t>लहानपणी</w:t>
+      </w:r>
+      <w:proofErr w:type="spellEnd"/>
+      <w:r>
+        <w:t xml:space="preserve"> </w:t>
+      </w:r>
+      <w:proofErr w:type="spellStart"/>
+      <w:r>
+        <w:rPr>
+          <w:rFonts w:ascii="Nirmala UI" w:hAnsi="Nirmala UI" w:cs="Nirmala UI"/>
+          <w:b/>
+          <w:bCs/>
+        </w:rPr>
+        <w:t>सुब्बैय्या</w:t>
+      </w:r>
+      <w:proofErr w:type="spellEnd"/>
+      <w:r>
+        <w:t xml:space="preserve"> </w:t>
+      </w:r>
+      <w:proofErr w:type="spellStart"/>
+      <w:r>
+        <w:rPr>
+          <w:rFonts w:ascii="Nirmala UI" w:hAnsi="Nirmala UI" w:cs="Nirmala UI"/>
+        </w:rPr>
+        <w:t>म्हणून</w:t>
+      </w:r>
+      <w:proofErr w:type="spellEnd"/>
+      <w:r>
+        <w:t xml:space="preserve"> </w:t>
+      </w:r>
+      <w:proofErr w:type="spellStart"/>
+      <w:r>
+        <w:rPr>
+          <w:rFonts w:ascii="Nirmala UI" w:hAnsi="Nirmala UI" w:cs="Nirmala UI"/>
+        </w:rPr>
+        <w:t>म्हणत</w:t>
+      </w:r>
+      <w:proofErr w:type="spellEnd"/>
+      <w:r>
+        <w:t xml:space="preserve"> </w:t>
+      </w:r>
+      <w:proofErr w:type="spellStart"/>
+      <w:r>
+        <w:rPr>
+          <w:rFonts w:ascii="Nirmala UI" w:hAnsi="Nirmala UI" w:cs="Nirmala UI"/>
+        </w:rPr>
+        <w:t>असत</w:t>
+      </w:r>
+      <w:proofErr w:type="spellEnd"/>
+      <w:r>
+        <w:t>.</w:t>
+      </w:r>
+    </w:p>
+    <w:p>
+      <w:r>
+        <w:pict w14:anchorId="2E7D2A47">
+          <v:rect id="_x0000_i1031" style="width:0;height:1.5pt" o:hralign="center" o:hrstd="t" o:hr="t" fillcolor="#a0a0a0" stroked="f"/>
+        </w:pict>
+      </w:r>
+    </w:p>
+    <w:p>
+      <w:pPr>
+        <w:rPr>
+          <w:b/>
+          <w:bCs/>
+        </w:rPr>
+      </w:pPr>
+      <w:r>
+        <w:rPr>
+          <w:b/>
+          <w:bCs/>
+        </w:rPr>
+        <w:t>Synonyms (</w:t>
+      </w:r>
+      <w:proofErr w:type="spellStart"/>
+      <w:r>
+        <w:rPr>
+          <w:rFonts w:ascii="Nirmala UI" w:hAnsi="Nirmala UI" w:cs="Nirmala UI"/>
+          <w:b/>
+          <w:bCs/>
+        </w:rPr>
+        <w:t>समानार्थी</w:t>
+      </w:r>
+      <w:proofErr w:type="spellEnd"/>
+      <w:r>
+        <w:rPr>
+          <w:b/>
+          <w:bCs/>
+        </w:rPr>
+        <w:t xml:space="preserve"> </w:t>
+      </w:r>
+      <w:proofErr w:type="spellStart"/>
+      <w:r>
+        <w:rPr>
+          <w:rFonts w:ascii="Nirmala UI" w:hAnsi="Nirmala UI" w:cs="Nirmala UI"/>
+          <w:b/>
+          <w:bCs/>
+        </w:rPr>
+        <w:t>शब्द</w:t>
+      </w:r>
+      <w:proofErr w:type="spellEnd"/>
+      <w:r>
+        <w:rPr>
+          <w:b/>
+          <w:bCs/>
+        </w:rPr>
+        <w:t>)</w:t>
+      </w:r>
+    </w:p>
+    <w:p>
+      <w:pPr>
+        <w:numPr>
+          <w:ilvl w:val="0"/>
+          <w:numId w:val="6"/>
+        </w:numPr>
+        <w:spacing w:line="259" w:lineRule="auto"/>
+      </w:pPr>
+      <w:proofErr w:type="spellStart"/>
+      <w:r>
+        <w:rPr>
+          <w:rFonts w:ascii="Nirmala UI" w:hAnsi="Nirmala UI" w:cs="Nirmala UI"/>
+        </w:rPr>
+        <w:t>पुरस्कार</w:t>
+      </w:r>
+      <w:proofErr w:type="spellEnd"/>
+      <w:r>
+        <w:t xml:space="preserve"> → </w:t>
+      </w:r>
+      <w:proofErr w:type="spellStart"/>
+      <w:r>
+        <w:rPr>
+          <w:rFonts w:ascii="Nirmala UI" w:hAnsi="Nirmala UI" w:cs="Nirmala UI"/>
+        </w:rPr>
+        <w:t>बक्षीस</w:t>
+      </w:r>
+      <w:proofErr w:type="spellEnd"/>
+      <w:r>
+        <w:t xml:space="preserve">, </w:t>
+      </w:r>
+      <w:proofErr w:type="spellStart"/>
+      <w:r>
+        <w:rPr>
+          <w:rFonts w:ascii="Nirmala UI" w:hAnsi="Nirmala UI" w:cs="Nirmala UI"/>
+        </w:rPr>
+        <w:t>पारितोषिक</w:t>
+      </w:r>
+      <w:proofErr w:type="spellEnd"/>
+    </w:p>
+    <w:p>
+      <w:pPr>
+        <w:numPr>
+          <w:ilvl w:val="0"/>
+          <w:numId w:val="6"/>
+        </w:numPr>
+        <w:spacing w:line="259" w:lineRule="auto"/>
+      </w:pPr>
+      <w:proofErr w:type="spellStart"/>
+      <w:r>
+        <w:rPr>
+          <w:rFonts w:ascii="Nirmala UI" w:hAnsi="Nirmala UI" w:cs="Nirmala UI"/>
+        </w:rPr>
+        <w:t>देश</w:t>
+      </w:r>
+      <w:proofErr w:type="spellEnd"/>
+      <w:r>
+        <w:t xml:space="preserve"> → </w:t>
+      </w:r>
+      <w:proofErr w:type="spellStart"/>
+      <w:r>
+        <w:rPr>
+          <w:rFonts w:ascii="Nirmala UI" w:hAnsi="Nirmala UI" w:cs="Nirmala UI"/>
+        </w:rPr>
+        <w:t>राष्ट्र</w:t>
+      </w:r>
+      <w:proofErr w:type="spellEnd"/>
+    </w:p>
+    <w:p>
+      <w:pPr>
+        <w:numPr>
+          <w:ilvl w:val="0"/>
+          <w:numId w:val="6"/>
+        </w:numPr>
+        <w:spacing w:line="259" w:lineRule="auto"/>
+      </w:pPr>
+      <w:proofErr w:type="spellStart"/>
+      <w:r>
+        <w:rPr>
+          <w:rFonts w:ascii="Nirmala UI" w:hAnsi="Nirmala UI" w:cs="Nirmala UI"/>
+        </w:rPr>
+        <w:t>गाणे</w:t>
+      </w:r>
+      <w:proofErr w:type="spellEnd"/>
+      <w:r>
+        <w:t xml:space="preserve"> → </w:t>
+      </w:r>
+      <w:proofErr w:type="spellStart"/>
+      <w:r>
+        <w:rPr>
+          <w:rFonts w:ascii="Nirmala UI" w:hAnsi="Nirmala UI" w:cs="Nirmala UI"/>
+        </w:rPr>
+        <w:t>गीत</w:t>
+      </w:r>
+      <w:proofErr w:type="spellEnd"/>
+    </w:p>
+    <w:p>
+      <w:r>
+        <w:t xml:space="preserve"> </w:t>
+      </w:r>
+      <w:r>
+        <w:pict w14:anchorId="12CBAEC7">
+          <v:rect id="_x0000_i1032" style="width:0;height:1.5pt" o:hralign="center" o:hrstd="t" o:hr="t" fillcolor="#a0a0a0" stroked="f"/>
+        </w:pict>
+      </w:r>
+    </w:p>
+    <w:p>
+      <w:pPr>
+        <w:rPr>
+          <w:b/>
+          <w:bCs/>
+        </w:rPr>
+      </w:pPr>
+      <w:r>
+        <w:rPr>
+          <w:b/>
+          <w:bCs/>
+        </w:rPr>
+        <w:t>Opposites (</w:t>
+      </w:r>
+      <w:proofErr w:type="spellStart"/>
+      <w:r>
+        <w:rPr>
+          <w:rFonts w:ascii="Nirmala UI" w:hAnsi="Nirmala UI" w:cs="Nirmala UI"/>
+          <w:b/>
+          <w:bCs/>
+        </w:rPr>
+        <w:t>विरुद्धार्थी</w:t>
+      </w:r>
+      <w:proofErr w:type="spellEnd"/>
+      <w:r>
+        <w:rPr>
+          <w:b/>
+          <w:bCs/>
+        </w:rPr>
+        <w:t xml:space="preserve"> </w:t>
+      </w:r>
+      <w:proofErr w:type="spellStart"/>
+      <w:r>
+        <w:rPr>
+          <w:rFonts w:ascii="Nirmala UI" w:hAnsi="Nirmala UI" w:cs="Nirmala UI"/>
+          <w:b/>
+          <w:bCs/>
+        </w:rPr>
+        <w:t>शब्द</w:t>
+      </w:r>
+      <w:proofErr w:type="spellEnd"/>
+      <w:r>
+        <w:rPr>
+          <w:b/>
+          <w:bCs/>
+        </w:rPr>
+        <w:t>)</w:t>
+      </w:r>
+    </w:p>
+    <w:p>
+      <w:pPr>
+        <w:numPr>
+          <w:ilvl w:val="0"/>
+          <w:numId w:val="7"/>
+        </w:numPr>
+        <w:spacing w:line="259" w:lineRule="auto"/>
+      </w:pPr>
+      <w:proofErr w:type="spellStart"/>
+      <w:r>
+        <w:rPr>
+          <w:rFonts w:ascii="Nirmala UI" w:hAnsi="Nirmala UI" w:cs="Nirmala UI"/>
+        </w:rPr>
+        <w:t>पुरस्कार</w:t>
+      </w:r>
+      <w:proofErr w:type="spellEnd"/>
+      <w:r>
+        <w:t xml:space="preserve"> × </w:t>
+      </w:r>
+      <w:proofErr w:type="spellStart"/>
+      <w:r>
+        <w:rPr>
+          <w:rFonts w:ascii="Nirmala UI" w:hAnsi="Nirmala UI" w:cs="Nirmala UI"/>
+        </w:rPr>
+        <w:t>दंड</w:t>
+      </w:r>
+      <w:proofErr w:type="spellEnd"/>
+    </w:p>
+    <w:p>
+      <w:pPr>
+        <w:numPr>
+          <w:ilvl w:val="0"/>
+          <w:numId w:val="7"/>
+        </w:numPr>
+        <w:spacing w:line="259" w:lineRule="auto"/>
+      </w:pPr>
+      <w:proofErr w:type="spellStart"/>
+      <w:r>
+        <w:rPr>
+          <w:rFonts w:ascii="Nirmala UI" w:hAnsi="Nirmala UI" w:cs="Nirmala UI"/>
+        </w:rPr>
+        <w:t>पहिला</w:t>
+      </w:r>
+      <w:proofErr w:type="spellEnd"/>
+      <w:r>
+        <w:t xml:space="preserve"> × </w:t>
+      </w:r>
+      <w:proofErr w:type="spellStart"/>
+      <w:r>
+        <w:rPr>
+          <w:rFonts w:ascii="Nirmala UI" w:hAnsi="Nirmala UI" w:cs="Nirmala UI"/>
+        </w:rPr>
+        <w:t>शेवटचा</w:t>
+      </w:r>
+      <w:proofErr w:type="spellEnd"/>
+    </w:p>
+    <w:p>
+      <w:pPr>
+        <w:numPr>
+          <w:ilvl w:val="0"/>
+          <w:numId w:val="7"/>
+        </w:numPr>
+        <w:spacing w:line="259" w:lineRule="auto"/>
+      </w:pPr>
+      <w:proofErr w:type="spellStart"/>
+      <w:r>
+        <w:rPr>
+          <w:rFonts w:ascii="Nirmala UI" w:hAnsi="Nirmala UI" w:cs="Nirmala UI"/>
+        </w:rPr>
+        <w:t>पाप</w:t>
+      </w:r>
+      <w:proofErr w:type="spellEnd"/>
+      <w:r>
+        <w:t xml:space="preserve"> × </w:t>
+      </w:r>
+      <w:proofErr w:type="spellStart"/>
+      <w:r>
+        <w:rPr>
+          <w:rFonts w:ascii="Nirmala UI" w:hAnsi="Nirmala UI" w:cs="Nirmala UI"/>
+        </w:rPr>
+        <w:t>पुण्य</w:t>
+      </w:r>
+      <w:proofErr w:type="spellEnd"/>
+    </w:p>
+    <w:p>
+      <w:pPr>
+        <w:numPr>
+          <w:ilvl w:val="0"/>
+          <w:numId w:val="7"/>
+        </w:numPr>
+        <w:spacing w:line="259" w:lineRule="auto"/>
+      </w:pPr>
+      <w:proofErr w:type="spellStart"/>
+      <w:r>
+        <w:rPr>
+          <w:rFonts w:ascii="Nirmala UI" w:hAnsi="Nirmala UI" w:cs="Nirmala UI"/>
+        </w:rPr>
+        <w:t>सफल</w:t>
+      </w:r>
+      <w:proofErr w:type="spellEnd"/>
+      <w:r>
+        <w:t xml:space="preserve"> × </w:t>
+      </w:r>
+      <w:proofErr w:type="spellStart"/>
+      <w:r>
+        <w:rPr>
+          <w:rFonts w:ascii="Nirmala UI" w:hAnsi="Nirmala UI" w:cs="Nirmala UI"/>
+        </w:rPr>
+        <w:t>असफल</w:t>
+      </w:r>
+      <w:proofErr w:type="spellEnd"/>
+    </w:p>
+    <w:p/>
+    <w:p>
+      <w:pPr>
+        <w:rPr>
+          <w:b/>
+          <w:bCs/>
+        </w:rPr>
+      </w:pPr>
+    </w:p>
+    <w:p>
+      <w:pPr>
+        <w:rPr>
+          <w:b/>
+          <w:bCs/>
+        </w:rPr>
+      </w:pPr>
+      <w:r>
+        <w:rPr>
+          <w:b/>
+          <w:bCs/>
+        </w:rPr>
         <w:t>Chapter 13: </w:t>
       </w:r>
       <w:proofErr w:type="spellStart"/>
@@ -944,7 +3792,7 @@
     <w:p>
       <w:r>
         <w:pict w14:anchorId="59AF1AB4">
-          <v:rect id="_x0000_i1043" style="width:0;height:.75pt" o:hralign="center" o:hrstd="t" o:hr="t" fillcolor="#a0a0a0" stroked="f"/>
+          <v:rect id="_x0000_i1025" style="width:0;height:.75pt" o:hralign="center" o:hrstd="t" o:hr="t" fillcolor="#a0a0a0" stroked="f"/>
         </w:pict>
       </w:r>
     </w:p>
@@ -1281,6 +4129,7 @@
           </w:tcPr>
           <w:p>
             <w:r>
+              <w:lastRenderedPageBreak/>
               <w:t>idol</w:t>
             </w:r>
           </w:p>
@@ -1348,7 +4197,6 @@
           </w:tcPr>
           <w:p>
             <w:r>
-              <w:lastRenderedPageBreak/>
               <w:t>one and half</w:t>
             </w:r>
           </w:p>
@@ -1840,7 +4688,7 @@
     <w:p>
       <w:r>
         <w:pict w14:anchorId="2DA04F6C">
-          <v:rect id="_x0000_i1044" style="width:0;height:.75pt" o:hralign="center" o:hrstd="t" o:hr="t" fillcolor="#a0a0a0" stroked="f"/>
+          <v:rect id="_x0000_i1026" style="width:0;height:.75pt" o:hralign="center" o:hrstd="t" o:hr="t" fillcolor="#a0a0a0" stroked="f"/>
         </w:pict>
       </w:r>
     </w:p>
@@ -2367,8 +5215,9 @@
     </w:p>
     <w:p>
       <w:r>
+        <w:lastRenderedPageBreak/>
         <w:pict w14:anchorId="7A13A884">
-          <v:rect id="_x0000_i1045" style="width:0;height:.75pt" o:hralign="center" o:hrstd="t" o:hr="t" fillcolor="#a0a0a0" stroked="f"/>
+          <v:rect id="_x0000_i1027" style="width:0;height:.75pt" o:hralign="center" o:hrstd="t" o:hr="t" fillcolor="#a0a0a0" stroked="f"/>
         </w:pict>
       </w:r>
     </w:p>
@@ -2386,7 +5235,6 @@
           <w:b/>
           <w:bCs/>
         </w:rPr>
-        <w:lastRenderedPageBreak/>
         <w:t>रिकामी</w:t>
       </w:r>
       <w:proofErr w:type="spellEnd"/>
@@ -2642,6 +5490,155 @@
 <file path=word/numbering.xml><?xml version="1.0" encoding="utf-8"?>
 <w:numbering xmlns:wpc="http://schemas.microsoft.com/office/word/2010/wordprocessingCanvas" xmlns:cx="http://schemas.microsoft.com/office/drawing/2014/chartex" xmlns:cx1="http://schemas.microsoft.com/office/drawing/2015/9/8/chartex" xmlns:cx2="http://schemas.microsoft.com/office/drawing/2015/10/21/chartex" xmlns:cx3="http://schemas.microsoft.com/office/drawing/2016/5/9/chartex" xmlns:cx4="http://schemas.microsoft.com/office/drawing/2016/5/10/chartex" xmlns:cx5="http://schemas.microsoft.com/office/drawing/2016/5/11/chartex" xmlns:cx6="http://schemas.microsoft.com/office/drawing/2016/5/12/chartex" xmlns:cx7="http://schemas.microsoft.com/office/drawing/2016/5/13/chartex" xmlns:cx8="http://schemas.microsoft.com/office/drawing/2016/5/14/chartex" xmlns:mc="http://schemas.openxmlformats.org/markup-compatibility/2006" xmlns:aink="http://schemas.microsoft.com/office/drawing/2016/ink" xmlns:am3d="http://schemas.microsoft.com/office/drawing/2017/model3d" xmlns:o="urn:schemas-microsoft-com:office:office" xmlns:oel="http://schemas.microsoft.com/office/2019/extlst" xmlns:r="http://schemas.openxmlformats.org/officeDocument/2006/relationships" xmlns:m="http://schemas.openxmlformats.org/officeDocument/2006/math" xmlns:v="urn:schemas-microsoft-com:vml" xmlns:wp14="http://schemas.microsoft.com/office/word/2010/wordprocessingDrawing" xmlns:wp="http://schemas.openxmlformats.org/drawingml/2006/wordprocessingDrawing" xmlns:w10="urn:schemas-microsoft-com:office:word" xmlns:w="http://schemas.openxmlformats.org/wordprocessingml/2006/main" xmlns:w14="http://schemas.microsoft.com/office/word/2010/wordml" xmlns:w15="http://schemas.microsoft.com/office/word/2012/wordml" xmlns:w16cex="http://schemas.microsoft.com/office/word/2018/wordml/cex" xmlns:w16cid="http://schemas.microsoft.com/office/word/2016/wordml/cid" xmlns:w16="http://schemas.microsoft.com/office/word/2018/wordml" xmlns:w16sdtdh="http://schemas.microsoft.com/office/word/2020/wordml/sdtdatahash" xmlns:w16se="http://schemas.microsoft.com/office/word/2015/wordml/symex" xmlns:wpg="http://schemas.microsoft.com/office/word/2010/wordprocessingGroup" xmlns:wpi="http://schemas.microsoft.com/office/word/2010/wordprocessingInk" xmlns:wne="http://schemas.microsoft.com/office/word/2006/wordml" xmlns:wps="http://schemas.microsoft.com/office/word/2010/wordprocessingShape" mc:Ignorable="w14 w15 w16se w16cid w16 w16cex w16sdtdh wp14">
   <w:abstractNum w:abstractNumId="0" w15:restartNumberingAfterBreak="0">
+    <w:nsid w:val="24FD44E7"/>
+    <w:multiLevelType w:val="multilevel"/>
+    <w:tmpl w:val="0748BAEE"/>
+    <w:lvl w:ilvl="0">
+      <w:start w:val="1"/>
+      <w:numFmt w:val="bullet"/>
+      <w:lvlText w:val=""/>
+      <w:lvlJc w:val="left"/>
+      <w:pPr>
+        <w:tabs>
+          <w:tab w:val="num" w:pos="720"/>
+        </w:tabs>
+        <w:ind w:left="720" w:hanging="360"/>
+      </w:pPr>
+      <w:rPr>
+        <w:rFonts w:ascii="Symbol" w:hAnsi="Symbol" w:hint="default"/>
+        <w:sz w:val="20"/>
+      </w:rPr>
+    </w:lvl>
+    <w:lvl w:ilvl="1" w:tentative="1">
+      <w:start w:val="1"/>
+      <w:numFmt w:val="bullet"/>
+      <w:lvlText w:val="o"/>
+      <w:lvlJc w:val="left"/>
+      <w:pPr>
+        <w:tabs>
+          <w:tab w:val="num" w:pos="1440"/>
+        </w:tabs>
+        <w:ind w:left="1440" w:hanging="360"/>
+      </w:pPr>
+      <w:rPr>
+        <w:rFonts w:ascii="Courier New" w:hAnsi="Courier New" w:hint="default"/>
+        <w:sz w:val="20"/>
+      </w:rPr>
+    </w:lvl>
+    <w:lvl w:ilvl="2" w:tentative="1">
+      <w:start w:val="1"/>
+      <w:numFmt w:val="bullet"/>
+      <w:lvlText w:val=""/>
+      <w:lvlJc w:val="left"/>
+      <w:pPr>
+        <w:tabs>
+          <w:tab w:val="num" w:pos="2160"/>
+        </w:tabs>
+        <w:ind w:left="2160" w:hanging="360"/>
+      </w:pPr>
+      <w:rPr>
+        <w:rFonts w:ascii="Wingdings" w:hAnsi="Wingdings" w:hint="default"/>
+        <w:sz w:val="20"/>
+      </w:rPr>
+    </w:lvl>
+    <w:lvl w:ilvl="3" w:tentative="1">
+      <w:start w:val="1"/>
+      <w:numFmt w:val="bullet"/>
+      <w:lvlText w:val=""/>
+      <w:lvlJc w:val="left"/>
+      <w:pPr>
+        <w:tabs>
+          <w:tab w:val="num" w:pos="2880"/>
+        </w:tabs>
+        <w:ind w:left="2880" w:hanging="360"/>
+      </w:pPr>
+      <w:rPr>
+        <w:rFonts w:ascii="Wingdings" w:hAnsi="Wingdings" w:hint="default"/>
+        <w:sz w:val="20"/>
+      </w:rPr>
+    </w:lvl>
+    <w:lvl w:ilvl="4" w:tentative="1">
+      <w:start w:val="1"/>
+      <w:numFmt w:val="bullet"/>
+      <w:lvlText w:val=""/>
+      <w:lvlJc w:val="left"/>
+      <w:pPr>
+        <w:tabs>
+          <w:tab w:val="num" w:pos="3600"/>
+        </w:tabs>
+        <w:ind w:left="3600" w:hanging="360"/>
+      </w:pPr>
+      <w:rPr>
+        <w:rFonts w:ascii="Wingdings" w:hAnsi="Wingdings" w:hint="default"/>
+        <w:sz w:val="20"/>
+      </w:rPr>
+    </w:lvl>
+    <w:lvl w:ilvl="5" w:tentative="1">
+      <w:start w:val="1"/>
+      <w:numFmt w:val="bullet"/>
+      <w:lvlText w:val=""/>
+      <w:lvlJc w:val="left"/>
+      <w:pPr>
+        <w:tabs>
+          <w:tab w:val="num" w:pos="4320"/>
+        </w:tabs>
+        <w:ind w:left="4320" w:hanging="360"/>
+      </w:pPr>
+      <w:rPr>
+        <w:rFonts w:ascii="Wingdings" w:hAnsi="Wingdings" w:hint="default"/>
+        <w:sz w:val="20"/>
+      </w:rPr>
+    </w:lvl>
+    <w:lvl w:ilvl="6" w:tentative="1">
+      <w:start w:val="1"/>
+      <w:numFmt w:val="bullet"/>
+      <w:lvlText w:val=""/>
+      <w:lvlJc w:val="left"/>
+      <w:pPr>
+        <w:tabs>
+          <w:tab w:val="num" w:pos="5040"/>
+        </w:tabs>
+        <w:ind w:left="5040" w:hanging="360"/>
+      </w:pPr>
+      <w:rPr>
+        <w:rFonts w:ascii="Wingdings" w:hAnsi="Wingdings" w:hint="default"/>
+        <w:sz w:val="20"/>
+      </w:rPr>
+    </w:lvl>
+    <w:lvl w:ilvl="7" w:tentative="1">
+      <w:start w:val="1"/>
+      <w:numFmt w:val="bullet"/>
+      <w:lvlText w:val=""/>
+      <w:lvlJc w:val="left"/>
+      <w:pPr>
+        <w:tabs>
+          <w:tab w:val="num" w:pos="5760"/>
+        </w:tabs>
+        <w:ind w:left="5760" w:hanging="360"/>
+      </w:pPr>
+      <w:rPr>
+        <w:rFonts w:ascii="Wingdings" w:hAnsi="Wingdings" w:hint="default"/>
+        <w:sz w:val="20"/>
+      </w:rPr>
+    </w:lvl>
+    <w:lvl w:ilvl="8" w:tentative="1">
+      <w:start w:val="1"/>
+      <w:numFmt w:val="bullet"/>
+      <w:lvlText w:val=""/>
+      <w:lvlJc w:val="left"/>
+      <w:pPr>
+        <w:tabs>
+          <w:tab w:val="num" w:pos="6480"/>
+        </w:tabs>
+        <w:ind w:left="6480" w:hanging="360"/>
+      </w:pPr>
+      <w:rPr>
+        <w:rFonts w:ascii="Wingdings" w:hAnsi="Wingdings" w:hint="default"/>
+        <w:sz w:val="20"/>
+      </w:rPr>
+    </w:lvl>
+  </w:abstractNum>
+  <w:abstractNum w:abstractNumId="1" w15:restartNumberingAfterBreak="0">
     <w:nsid w:val="31A66C8F"/>
     <w:multiLevelType w:val="multilevel"/>
     <w:tmpl w:val="E2F46416"/>
@@ -2758,7 +5755,7 @@
       </w:pPr>
     </w:lvl>
   </w:abstractNum>
-  <w:abstractNum w:abstractNumId="1" w15:restartNumberingAfterBreak="0">
+  <w:abstractNum w:abstractNumId="2" w15:restartNumberingAfterBreak="0">
     <w:nsid w:val="324832A5"/>
     <w:multiLevelType w:val="multilevel"/>
     <w:tmpl w:val="626AE27C"/>
@@ -2875,7 +5872,269 @@
       </w:pPr>
     </w:lvl>
   </w:abstractNum>
-  <w:abstractNum w:abstractNumId="2" w15:restartNumberingAfterBreak="0">
+  <w:abstractNum w:abstractNumId="3" w15:restartNumberingAfterBreak="0">
+    <w:nsid w:val="36094538"/>
+    <w:multiLevelType w:val="multilevel"/>
+    <w:tmpl w:val="563CA6F2"/>
+    <w:lvl w:ilvl="0">
+      <w:start w:val="1"/>
+      <w:numFmt w:val="bullet"/>
+      <w:lvlText w:val=""/>
+      <w:lvlJc w:val="left"/>
+      <w:pPr>
+        <w:tabs>
+          <w:tab w:val="num" w:pos="720"/>
+        </w:tabs>
+        <w:ind w:left="720" w:hanging="360"/>
+      </w:pPr>
+      <w:rPr>
+        <w:rFonts w:ascii="Symbol" w:hAnsi="Symbol" w:hint="default"/>
+        <w:sz w:val="20"/>
+      </w:rPr>
+    </w:lvl>
+    <w:lvl w:ilvl="1" w:tentative="1">
+      <w:start w:val="1"/>
+      <w:numFmt w:val="bullet"/>
+      <w:lvlText w:val="o"/>
+      <w:lvlJc w:val="left"/>
+      <w:pPr>
+        <w:tabs>
+          <w:tab w:val="num" w:pos="1440"/>
+        </w:tabs>
+        <w:ind w:left="1440" w:hanging="360"/>
+      </w:pPr>
+      <w:rPr>
+        <w:rFonts w:ascii="Courier New" w:hAnsi="Courier New" w:hint="default"/>
+        <w:sz w:val="20"/>
+      </w:rPr>
+    </w:lvl>
+    <w:lvl w:ilvl="2" w:tentative="1">
+      <w:start w:val="1"/>
+      <w:numFmt w:val="bullet"/>
+      <w:lvlText w:val=""/>
+      <w:lvlJc w:val="left"/>
+      <w:pPr>
+        <w:tabs>
+          <w:tab w:val="num" w:pos="2160"/>
+        </w:tabs>
+        <w:ind w:left="2160" w:hanging="360"/>
+      </w:pPr>
+      <w:rPr>
+        <w:rFonts w:ascii="Wingdings" w:hAnsi="Wingdings" w:hint="default"/>
+        <w:sz w:val="20"/>
+      </w:rPr>
+    </w:lvl>
+    <w:lvl w:ilvl="3" w:tentative="1">
+      <w:start w:val="1"/>
+      <w:numFmt w:val="bullet"/>
+      <w:lvlText w:val=""/>
+      <w:lvlJc w:val="left"/>
+      <w:pPr>
+        <w:tabs>
+          <w:tab w:val="num" w:pos="2880"/>
+        </w:tabs>
+        <w:ind w:left="2880" w:hanging="360"/>
+      </w:pPr>
+      <w:rPr>
+        <w:rFonts w:ascii="Wingdings" w:hAnsi="Wingdings" w:hint="default"/>
+        <w:sz w:val="20"/>
+      </w:rPr>
+    </w:lvl>
+    <w:lvl w:ilvl="4" w:tentative="1">
+      <w:start w:val="1"/>
+      <w:numFmt w:val="bullet"/>
+      <w:lvlText w:val=""/>
+      <w:lvlJc w:val="left"/>
+      <w:pPr>
+        <w:tabs>
+          <w:tab w:val="num" w:pos="3600"/>
+        </w:tabs>
+        <w:ind w:left="3600" w:hanging="360"/>
+      </w:pPr>
+      <w:rPr>
+        <w:rFonts w:ascii="Wingdings" w:hAnsi="Wingdings" w:hint="default"/>
+        <w:sz w:val="20"/>
+      </w:rPr>
+    </w:lvl>
+    <w:lvl w:ilvl="5" w:tentative="1">
+      <w:start w:val="1"/>
+      <w:numFmt w:val="bullet"/>
+      <w:lvlText w:val=""/>
+      <w:lvlJc w:val="left"/>
+      <w:pPr>
+        <w:tabs>
+          <w:tab w:val="num" w:pos="4320"/>
+        </w:tabs>
+        <w:ind w:left="4320" w:hanging="360"/>
+      </w:pPr>
+      <w:rPr>
+        <w:rFonts w:ascii="Wingdings" w:hAnsi="Wingdings" w:hint="default"/>
+        <w:sz w:val="20"/>
+      </w:rPr>
+    </w:lvl>
+    <w:lvl w:ilvl="6" w:tentative="1">
+      <w:start w:val="1"/>
+      <w:numFmt w:val="bullet"/>
+      <w:lvlText w:val=""/>
+      <w:lvlJc w:val="left"/>
+      <w:pPr>
+        <w:tabs>
+          <w:tab w:val="num" w:pos="5040"/>
+        </w:tabs>
+        <w:ind w:left="5040" w:hanging="360"/>
+      </w:pPr>
+      <w:rPr>
+        <w:rFonts w:ascii="Wingdings" w:hAnsi="Wingdings" w:hint="default"/>
+        <w:sz w:val="20"/>
+      </w:rPr>
+    </w:lvl>
+    <w:lvl w:ilvl="7" w:tentative="1">
+      <w:start w:val="1"/>
+      <w:numFmt w:val="bullet"/>
+      <w:lvlText w:val=""/>
+      <w:lvlJc w:val="left"/>
+      <w:pPr>
+        <w:tabs>
+          <w:tab w:val="num" w:pos="5760"/>
+        </w:tabs>
+        <w:ind w:left="5760" w:hanging="360"/>
+      </w:pPr>
+      <w:rPr>
+        <w:rFonts w:ascii="Wingdings" w:hAnsi="Wingdings" w:hint="default"/>
+        <w:sz w:val="20"/>
+      </w:rPr>
+    </w:lvl>
+    <w:lvl w:ilvl="8" w:tentative="1">
+      <w:start w:val="1"/>
+      <w:numFmt w:val="bullet"/>
+      <w:lvlText w:val=""/>
+      <w:lvlJc w:val="left"/>
+      <w:pPr>
+        <w:tabs>
+          <w:tab w:val="num" w:pos="6480"/>
+        </w:tabs>
+        <w:ind w:left="6480" w:hanging="360"/>
+      </w:pPr>
+      <w:rPr>
+        <w:rFonts w:ascii="Wingdings" w:hAnsi="Wingdings" w:hint="default"/>
+        <w:sz w:val="20"/>
+      </w:rPr>
+    </w:lvl>
+  </w:abstractNum>
+  <w:abstractNum w:abstractNumId="4" w15:restartNumberingAfterBreak="0">
+    <w:nsid w:val="3C3157A2"/>
+    <w:multiLevelType w:val="multilevel"/>
+    <w:tmpl w:val="3BDE2FBE"/>
+    <w:lvl w:ilvl="0">
+      <w:start w:val="1"/>
+      <w:numFmt w:val="decimal"/>
+      <w:lvlText w:val="%1."/>
+      <w:lvlJc w:val="left"/>
+      <w:pPr>
+        <w:tabs>
+          <w:tab w:val="num" w:pos="720"/>
+        </w:tabs>
+        <w:ind w:left="720" w:hanging="360"/>
+      </w:pPr>
+    </w:lvl>
+    <w:lvl w:ilvl="1" w:tentative="1">
+      <w:start w:val="1"/>
+      <w:numFmt w:val="decimal"/>
+      <w:lvlText w:val="%2."/>
+      <w:lvlJc w:val="left"/>
+      <w:pPr>
+        <w:tabs>
+          <w:tab w:val="num" w:pos="1440"/>
+        </w:tabs>
+        <w:ind w:left="1440" w:hanging="360"/>
+      </w:pPr>
+    </w:lvl>
+    <w:lvl w:ilvl="2" w:tentative="1">
+      <w:start w:val="1"/>
+      <w:numFmt w:val="decimal"/>
+      <w:lvlText w:val="%3."/>
+      <w:lvlJc w:val="left"/>
+      <w:pPr>
+        <w:tabs>
+          <w:tab w:val="num" w:pos="2160"/>
+        </w:tabs>
+        <w:ind w:left="2160" w:hanging="360"/>
+      </w:pPr>
+    </w:lvl>
+    <w:lvl w:ilvl="3" w:tentative="1">
+      <w:start w:val="1"/>
+      <w:numFmt w:val="decimal"/>
+      <w:lvlText w:val="%4."/>
+      <w:lvlJc w:val="left"/>
+      <w:pPr>
+        <w:tabs>
+          <w:tab w:val="num" w:pos="2880"/>
+        </w:tabs>
+        <w:ind w:left="2880" w:hanging="360"/>
+      </w:pPr>
+    </w:lvl>
+    <w:lvl w:ilvl="4" w:tentative="1">
+      <w:start w:val="1"/>
+      <w:numFmt w:val="decimal"/>
+      <w:lvlText w:val="%5."/>
+      <w:lvlJc w:val="left"/>
+      <w:pPr>
+        <w:tabs>
+          <w:tab w:val="num" w:pos="3600"/>
+        </w:tabs>
+        <w:ind w:left="3600" w:hanging="360"/>
+      </w:pPr>
+    </w:lvl>
+    <w:lvl w:ilvl="5" w:tentative="1">
+      <w:start w:val="1"/>
+      <w:numFmt w:val="decimal"/>
+      <w:lvlText w:val="%6."/>
+      <w:lvlJc w:val="left"/>
+      <w:pPr>
+        <w:tabs>
+          <w:tab w:val="num" w:pos="4320"/>
+        </w:tabs>
+        <w:ind w:left="4320" w:hanging="360"/>
+      </w:pPr>
+    </w:lvl>
+    <w:lvl w:ilvl="6" w:tentative="1">
+      <w:start w:val="1"/>
+      <w:numFmt w:val="decimal"/>
+      <w:lvlText w:val="%7."/>
+      <w:lvlJc w:val="left"/>
+      <w:pPr>
+        <w:tabs>
+          <w:tab w:val="num" w:pos="5040"/>
+        </w:tabs>
+        <w:ind w:left="5040" w:hanging="360"/>
+      </w:pPr>
+    </w:lvl>
+    <w:lvl w:ilvl="7" w:tentative="1">
+      <w:start w:val="1"/>
+      <w:numFmt w:val="decimal"/>
+      <w:lvlText w:val="%8."/>
+      <w:lvlJc w:val="left"/>
+      <w:pPr>
+        <w:tabs>
+          <w:tab w:val="num" w:pos="5760"/>
+        </w:tabs>
+        <w:ind w:left="5760" w:hanging="360"/>
+      </w:pPr>
+    </w:lvl>
+    <w:lvl w:ilvl="8" w:tentative="1">
+      <w:start w:val="1"/>
+      <w:numFmt w:val="decimal"/>
+      <w:lvlText w:val="%9."/>
+      <w:lvlJc w:val="left"/>
+      <w:pPr>
+        <w:tabs>
+          <w:tab w:val="num" w:pos="6480"/>
+        </w:tabs>
+        <w:ind w:left="6480" w:hanging="360"/>
+      </w:pPr>
+    </w:lvl>
+  </w:abstractNum>
+  <w:abstractNum w:abstractNumId="5" w15:restartNumberingAfterBreak="0">
     <w:nsid w:val="4AF00CDA"/>
     <w:multiLevelType w:val="multilevel"/>
     <w:tmpl w:val="92181B9C"/>
@@ -2988,14 +6247,175 @@
       </w:pPr>
     </w:lvl>
   </w:abstractNum>
+  <w:abstractNum w:abstractNumId="6" w15:restartNumberingAfterBreak="0">
+    <w:nsid w:val="59EE5890"/>
+    <w:multiLevelType w:val="multilevel"/>
+    <w:tmpl w:val="B4966BBA"/>
+    <w:lvl w:ilvl="0">
+      <w:start w:val="1"/>
+      <w:numFmt w:val="bullet"/>
+      <w:lvlText w:val=""/>
+      <w:lvlJc w:val="left"/>
+      <w:pPr>
+        <w:tabs>
+          <w:tab w:val="num" w:pos="720"/>
+        </w:tabs>
+        <w:ind w:left="720" w:hanging="360"/>
+      </w:pPr>
+      <w:rPr>
+        <w:rFonts w:ascii="Symbol" w:hAnsi="Symbol" w:hint="default"/>
+        <w:sz w:val="20"/>
+      </w:rPr>
+    </w:lvl>
+    <w:lvl w:ilvl="1" w:tentative="1">
+      <w:start w:val="1"/>
+      <w:numFmt w:val="bullet"/>
+      <w:lvlText w:val="o"/>
+      <w:lvlJc w:val="left"/>
+      <w:pPr>
+        <w:tabs>
+          <w:tab w:val="num" w:pos="1440"/>
+        </w:tabs>
+        <w:ind w:left="1440" w:hanging="360"/>
+      </w:pPr>
+      <w:rPr>
+        <w:rFonts w:ascii="Courier New" w:hAnsi="Courier New" w:hint="default"/>
+        <w:sz w:val="20"/>
+      </w:rPr>
+    </w:lvl>
+    <w:lvl w:ilvl="2" w:tentative="1">
+      <w:start w:val="1"/>
+      <w:numFmt w:val="bullet"/>
+      <w:lvlText w:val=""/>
+      <w:lvlJc w:val="left"/>
+      <w:pPr>
+        <w:tabs>
+          <w:tab w:val="num" w:pos="2160"/>
+        </w:tabs>
+        <w:ind w:left="2160" w:hanging="360"/>
+      </w:pPr>
+      <w:rPr>
+        <w:rFonts w:ascii="Wingdings" w:hAnsi="Wingdings" w:hint="default"/>
+        <w:sz w:val="20"/>
+      </w:rPr>
+    </w:lvl>
+    <w:lvl w:ilvl="3" w:tentative="1">
+      <w:start w:val="1"/>
+      <w:numFmt w:val="bullet"/>
+      <w:lvlText w:val=""/>
+      <w:lvlJc w:val="left"/>
+      <w:pPr>
+        <w:tabs>
+          <w:tab w:val="num" w:pos="2880"/>
+        </w:tabs>
+        <w:ind w:left="2880" w:hanging="360"/>
+      </w:pPr>
+      <w:rPr>
+        <w:rFonts w:ascii="Wingdings" w:hAnsi="Wingdings" w:hint="default"/>
+        <w:sz w:val="20"/>
+      </w:rPr>
+    </w:lvl>
+    <w:lvl w:ilvl="4" w:tentative="1">
+      <w:start w:val="1"/>
+      <w:numFmt w:val="bullet"/>
+      <w:lvlText w:val=""/>
+      <w:lvlJc w:val="left"/>
+      <w:pPr>
+        <w:tabs>
+          <w:tab w:val="num" w:pos="3600"/>
+        </w:tabs>
+        <w:ind w:left="3600" w:hanging="360"/>
+      </w:pPr>
+      <w:rPr>
+        <w:rFonts w:ascii="Wingdings" w:hAnsi="Wingdings" w:hint="default"/>
+        <w:sz w:val="20"/>
+      </w:rPr>
+    </w:lvl>
+    <w:lvl w:ilvl="5" w:tentative="1">
+      <w:start w:val="1"/>
+      <w:numFmt w:val="bullet"/>
+      <w:lvlText w:val=""/>
+      <w:lvlJc w:val="left"/>
+      <w:pPr>
+        <w:tabs>
+          <w:tab w:val="num" w:pos="4320"/>
+        </w:tabs>
+        <w:ind w:left="4320" w:hanging="360"/>
+      </w:pPr>
+      <w:rPr>
+        <w:rFonts w:ascii="Wingdings" w:hAnsi="Wingdings" w:hint="default"/>
+        <w:sz w:val="20"/>
+      </w:rPr>
+    </w:lvl>
+    <w:lvl w:ilvl="6" w:tentative="1">
+      <w:start w:val="1"/>
+      <w:numFmt w:val="bullet"/>
+      <w:lvlText w:val=""/>
+      <w:lvlJc w:val="left"/>
+      <w:pPr>
+        <w:tabs>
+          <w:tab w:val="num" w:pos="5040"/>
+        </w:tabs>
+        <w:ind w:left="5040" w:hanging="360"/>
+      </w:pPr>
+      <w:rPr>
+        <w:rFonts w:ascii="Wingdings" w:hAnsi="Wingdings" w:hint="default"/>
+        <w:sz w:val="20"/>
+      </w:rPr>
+    </w:lvl>
+    <w:lvl w:ilvl="7" w:tentative="1">
+      <w:start w:val="1"/>
+      <w:numFmt w:val="bullet"/>
+      <w:lvlText w:val=""/>
+      <w:lvlJc w:val="left"/>
+      <w:pPr>
+        <w:tabs>
+          <w:tab w:val="num" w:pos="5760"/>
+        </w:tabs>
+        <w:ind w:left="5760" w:hanging="360"/>
+      </w:pPr>
+      <w:rPr>
+        <w:rFonts w:ascii="Wingdings" w:hAnsi="Wingdings" w:hint="default"/>
+        <w:sz w:val="20"/>
+      </w:rPr>
+    </w:lvl>
+    <w:lvl w:ilvl="8" w:tentative="1">
+      <w:start w:val="1"/>
+      <w:numFmt w:val="bullet"/>
+      <w:lvlText w:val=""/>
+      <w:lvlJc w:val="left"/>
+      <w:pPr>
+        <w:tabs>
+          <w:tab w:val="num" w:pos="6480"/>
+        </w:tabs>
+        <w:ind w:left="6480" w:hanging="360"/>
+      </w:pPr>
+      <w:rPr>
+        <w:rFonts w:ascii="Wingdings" w:hAnsi="Wingdings" w:hint="default"/>
+        <w:sz w:val="20"/>
+      </w:rPr>
+    </w:lvl>
+  </w:abstractNum>
   <w:num w:numId="1" w16cid:durableId="437331273">
+    <w:abstractNumId w:val="1"/>
+  </w:num>
+  <w:num w:numId="2" w16cid:durableId="412581277">
+    <w:abstractNumId w:val="2"/>
+  </w:num>
+  <w:num w:numId="3" w16cid:durableId="1448306016">
+    <w:abstractNumId w:val="5"/>
+  </w:num>
+  <w:num w:numId="4" w16cid:durableId="549000511">
+    <w:abstractNumId w:val="6"/>
+  </w:num>
+  <w:num w:numId="5" w16cid:durableId="219023274">
+    <w:abstractNumId w:val="4"/>
+  </w:num>
+  <w:num w:numId="6" w16cid:durableId="1758088434">
     <w:abstractNumId w:val="0"/>
   </w:num>
-  <w:num w:numId="2" w16cid:durableId="412581277">
-    <w:abstractNumId w:val="1"/>
-  </w:num>
-  <w:num w:numId="3" w16cid:durableId="1448306016">
-    <w:abstractNumId w:val="2"/>
+  <w:num w:numId="7" w16cid:durableId="502470613">
+    <w:abstractNumId w:val="3"/>
   </w:num>
 </w:numbering>
 </file>
@@ -3603,6 +7023,7 @@
   <w:style w:type="character" w:default="1" w:styleId="DefaultParagraphFont">
     <w:name w:val="Default Paragraph Font"/>
     <w:uiPriority w:val="1"/>
+    <w:semiHidden/>
     <w:unhideWhenUsed/>
   </w:style>
   <w:style w:type="table" w:default="1" w:styleId="TableNormal">
